--- a/Plan_de_Test_et_Matrice_de_Risques_v2.docx
+++ b/Plan_de_Test_et_Matrice_de_Risques_v2.docx
@@ -20,7 +20,7 @@
             <mc:AlternateContent>
               <mc:Choice Requires="wpg">
                 <w:drawing>
-                  <wp:anchor distT="0" distB="0" distL="114300" distR="114300" simplePos="0" relativeHeight="251655168" behindDoc="1" locked="0" layoutInCell="1" allowOverlap="1">
+                  <wp:anchor distT="0" distB="0" distL="114300" distR="114300" simplePos="0" relativeHeight="251652608" behindDoc="1" locked="0" layoutInCell="1" allowOverlap="1">
                     <wp:simplePos x="0" y="0"/>
                     <wp:positionH relativeFrom="margin">
                       <wp:align>center</wp:align>
@@ -33,7 +33,7 @@
                       </mc:Choice>
                       <mc:Fallback>
                         <wp:positionV relativeFrom="page">
-                          <wp:posOffset>349250</wp:posOffset>
+                          <wp:posOffset>452120</wp:posOffset>
                         </wp:positionV>
                       </mc:Fallback>
                     </mc:AlternateContent>
@@ -327,7 +327,7 @@
               </mc:Choice>
               <mc:Fallback>
                 <w:pict>
-                  <v:group id="Groupe 125" o:spid="_x0000_s1026" style="position:absolute;margin-left:0;margin-top:0;width:540pt;height:556.55pt;z-index:-251661312;mso-width-percent:1154;mso-height-percent:670;mso-top-percent:45;mso-position-horizontal:center;mso-position-horizontal-relative:margin;mso-position-vertical-relative:page;mso-width-percent:1154;mso-height-percent:670;mso-top-percent:45;mso-width-relative:margin" coordsize="55613,54044" o:gfxdata="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">
+                  <v:group id="Groupe 125" o:spid="_x0000_s1026" style="position:absolute;margin-left:0;margin-top:0;width:540pt;height:556.55pt;z-index:-251663872;mso-width-percent:1154;mso-height-percent:670;mso-top-percent:45;mso-position-horizontal:center;mso-position-horizontal-relative:margin;mso-position-vertical-relative:page;mso-width-percent:1154;mso-height-percent:670;mso-top-percent:45;mso-width-relative:margin" coordsize="55613,54044" o:gfxdata="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">
                     <o:lock v:ext="edit" aspectratio="t"/>
                     <v:shape id="Forme libre 10" o:spid="_x0000_s1027" style="position:absolute;width:55575;height:54044;visibility:visible;mso-wrap-style:square;v-text-anchor:bottom" coordsize="720,700" o:spt="100" o:gfxdata="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" adj="-11796480,,5400" path="m,c,644,,644,,644v23,6,62,14,113,21c250,685,476,700,720,644v,-27,,-27,,-27c720,,720,,720,,,,,,,e" fillcolor="#2d69b5 [2578]" stroked="f">
                       <v:fill color2="#091525 [962]" rotate="t" focusposition=".5,.5" focussize="" focus="100%" type="gradientRadial"/>
@@ -390,7 +390,7 @@
             <mc:AlternateContent>
               <mc:Choice Requires="wps">
                 <w:drawing>
-                  <wp:anchor distT="0" distB="0" distL="114300" distR="114300" simplePos="0" relativeHeight="251661312" behindDoc="0" locked="0" layoutInCell="1" allowOverlap="1">
+                  <wp:anchor distT="0" distB="0" distL="114300" distR="114300" simplePos="0" relativeHeight="251668992" behindDoc="0" locked="0" layoutInCell="1" allowOverlap="1">
                     <wp:simplePos x="0" y="0"/>
                     <wp:positionH relativeFrom="page">
                       <wp:align>center</wp:align>
@@ -509,7 +509,7 @@
                     <v:stroke joinstyle="miter"/>
                     <v:path gradientshapeok="t" o:connecttype="rect"/>
                   </v:shapetype>
-                  <v:shape id="Zone de texte 128" o:spid="_x0000_s1029" type="#_x0000_t202" style="position:absolute;margin-left:0;margin-top:0;width:453pt;height:11.5pt;z-index:251661312;visibility:visible;mso-wrap-style:square;mso-width-percent:1154;mso-height-percent:0;mso-wrap-distance-left:9pt;mso-wrap-distance-top:0;mso-wrap-distance-right:9pt;mso-wrap-distance-bottom:0;mso-position-horizontal:center;mso-position-horizontal-relative:page;mso-position-vertical:bottom;mso-position-vertical-relative:margin;mso-width-percent:1154;mso-height-percent:0;mso-width-relative:margin;mso-height-relative:margin;v-text-anchor:bottom" o:gfxdata="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" filled="f" stroked="f" strokeweight=".5pt">
+                  <v:shape id="Zone de texte 128" o:spid="_x0000_s1029" type="#_x0000_t202" style="position:absolute;margin-left:0;margin-top:0;width:453pt;height:11.5pt;z-index:251668992;visibility:visible;mso-wrap-style:square;mso-width-percent:1154;mso-height-percent:0;mso-wrap-distance-left:9pt;mso-wrap-distance-top:0;mso-wrap-distance-right:9pt;mso-wrap-distance-bottom:0;mso-position-horizontal:center;mso-position-horizontal-relative:page;mso-position-vertical:bottom;mso-position-vertical-relative:margin;mso-width-percent:1154;mso-height-percent:0;mso-width-relative:margin;mso-height-relative:margin;v-text-anchor:bottom" o:gfxdata="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" filled="f" stroked="f" strokeweight=".5pt">
                     <v:textbox style="mso-fit-shape-to-text:t" inset="1in,0,86.4pt,0">
                       <w:txbxContent>
                         <w:p>
@@ -573,7 +573,7 @@
             <mc:AlternateContent>
               <mc:Choice Requires="wps">
                 <w:drawing>
-                  <wp:anchor distT="0" distB="0" distL="114300" distR="114300" simplePos="0" relativeHeight="251657216" behindDoc="0" locked="0" layoutInCell="1" allowOverlap="1">
+                  <wp:anchor distT="0" distB="0" distL="114300" distR="114300" simplePos="0" relativeHeight="251659776" behindDoc="0" locked="0" layoutInCell="1" allowOverlap="1">
                     <wp:simplePos x="0" y="0"/>
                     <wp:positionH relativeFrom="margin">
                       <wp:align>right</wp:align>
@@ -586,7 +586,7 @@
                       </mc:Choice>
                       <mc:Fallback>
                         <wp:positionV relativeFrom="page">
-                          <wp:posOffset>178435</wp:posOffset>
+                          <wp:posOffset>231140</wp:posOffset>
                         </wp:positionV>
                       </mc:Fallback>
                     </mc:AlternateContent>
@@ -695,7 +695,7 @@
               </mc:Choice>
               <mc:Fallback>
                 <w:pict>
-                  <v:rect id="Rectangle 130" o:spid="_x0000_s1030" style="position:absolute;margin-left:-4.4pt;margin-top:0;width:46.8pt;height:77.75pt;z-index:251657216;visibility:visible;mso-wrap-style:square;mso-width-percent:76;mso-height-percent:98;mso-top-percent:23;mso-wrap-distance-left:9pt;mso-wrap-distance-top:0;mso-wrap-distance-right:9pt;mso-wrap-distance-bottom:0;mso-position-horizontal:right;mso-position-horizontal-relative:margin;mso-position-vertical-relative:page;mso-width-percent:76;mso-height-percent:98;mso-top-percent:23;mso-width-relative:page;mso-height-relative:page;v-text-anchor:bottom" o:gfxdata="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" fillcolor="#4f81bd [3204]" stroked="f" strokeweight="2pt">
+                  <v:rect id="Rectangle 130" o:spid="_x0000_s1030" style="position:absolute;margin-left:-4.4pt;margin-top:0;width:46.8pt;height:77.75pt;z-index:251659776;visibility:visible;mso-wrap-style:square;mso-width-percent:76;mso-height-percent:98;mso-top-percent:23;mso-wrap-distance-left:9pt;mso-wrap-distance-top:0;mso-wrap-distance-right:9pt;mso-wrap-distance-bottom:0;mso-position-horizontal:right;mso-position-horizontal-relative:margin;mso-position-vertical-relative:page;mso-width-percent:76;mso-height-percent:98;mso-top-percent:23;mso-width-relative:page;mso-height-relative:page;v-text-anchor:bottom" o:gfxdata="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" fillcolor="#4f81bd [3204]" stroked="f" strokeweight="2pt">
                     <v:path arrowok="t"/>
                     <o:lock v:ext="edit" aspectratio="t"/>
                     <v:textbox inset="3.6pt,,3.6pt">
@@ -752,6 +752,368 @@
             <w:br w:type="page"/>
           </w:r>
         </w:p>
+        <w:sdt>
+          <w:sdtPr>
+            <w:rPr>
+              <w:lang w:val="fr-FR"/>
+            </w:rPr>
+            <w:id w:val="-1821577052"/>
+            <w:docPartObj>
+              <w:docPartGallery w:val="Table of Contents"/>
+              <w:docPartUnique/>
+            </w:docPartObj>
+          </w:sdtPr>
+          <w:sdtEndPr>
+            <w:rPr>
+              <w:rFonts w:asciiTheme="minorHAnsi" w:eastAsiaTheme="minorEastAsia" w:hAnsiTheme="minorHAnsi" w:cstheme="minorBidi"/>
+              <w:color w:val="auto"/>
+              <w:sz w:val="22"/>
+              <w:szCs w:val="22"/>
+              <w:lang w:val="en-US"/>
+            </w:rPr>
+          </w:sdtEndPr>
+          <w:sdtContent>
+            <w:p>
+              <w:pPr>
+                <w:pStyle w:val="En-ttedetabledesmatires"/>
+              </w:pPr>
+              <w:r>
+                <w:rPr>
+                  <w:lang w:val="fr-FR"/>
+                </w:rPr>
+                <w:t>Table des matières</w:t>
+              </w:r>
+            </w:p>
+            <w:p>
+              <w:pPr>
+                <w:pStyle w:val="TM1"/>
+                <w:tabs>
+                  <w:tab w:val="right" w:leader="dot" w:pos="8630"/>
+                </w:tabs>
+                <w:rPr>
+                  <w:noProof/>
+                </w:rPr>
+              </w:pPr>
+              <w:r>
+                <w:fldChar w:fldCharType="begin"/>
+              </w:r>
+              <w:r>
+                <w:instrText xml:space="preserve"> TOC \o "1-3" \h \z \u </w:instrText>
+              </w:r>
+              <w:r>
+                <w:fldChar w:fldCharType="separate"/>
+              </w:r>
+              <w:hyperlink w:anchor="_Toc212109763" w:history="1">
+                <w:r>
+                  <w:rPr>
+                    <w:rStyle w:val="Lienhypertexte"/>
+                    <w:rFonts w:ascii="Times New Roman" w:hAnsi="Times New Roman" w:cs="Times New Roman"/>
+                    <w:noProof/>
+                  </w:rPr>
+                  <w:t>Introduction</w:t>
+                </w:r>
+                <w:r>
+                  <w:rPr>
+                    <w:noProof/>
+                    <w:webHidden/>
+                  </w:rPr>
+                  <w:tab/>
+                </w:r>
+                <w:r>
+                  <w:rPr>
+                    <w:noProof/>
+                    <w:webHidden/>
+                  </w:rPr>
+                  <w:fldChar w:fldCharType="begin"/>
+                </w:r>
+                <w:r>
+                  <w:rPr>
+                    <w:noProof/>
+                    <w:webHidden/>
+                  </w:rPr>
+                  <w:instrText xml:space="preserve"> PAGEREF _Toc212109763 \h </w:instrText>
+                </w:r>
+                <w:r>
+                  <w:rPr>
+                    <w:noProof/>
+                    <w:webHidden/>
+                  </w:rPr>
+                </w:r>
+                <w:r>
+                  <w:rPr>
+                    <w:noProof/>
+                    <w:webHidden/>
+                  </w:rPr>
+                  <w:fldChar w:fldCharType="separate"/>
+                </w:r>
+                <w:r>
+                  <w:rPr>
+                    <w:noProof/>
+                    <w:webHidden/>
+                  </w:rPr>
+                  <w:t>0</w:t>
+                </w:r>
+                <w:r>
+                  <w:rPr>
+                    <w:noProof/>
+                    <w:webHidden/>
+                  </w:rPr>
+                  <w:fldChar w:fldCharType="end"/>
+                </w:r>
+              </w:hyperlink>
+            </w:p>
+            <w:p>
+              <w:pPr>
+                <w:pStyle w:val="TM2"/>
+                <w:tabs>
+                  <w:tab w:val="left" w:pos="660"/>
+                  <w:tab w:val="right" w:leader="dot" w:pos="8630"/>
+                </w:tabs>
+                <w:rPr>
+                  <w:noProof/>
+                  <w:lang w:val="fr-FR" w:eastAsia="fr-FR"/>
+                </w:rPr>
+              </w:pPr>
+              <w:hyperlink w:anchor="_Toc212109764" w:history="1">
+                <w:r>
+                  <w:rPr>
+                    <w:rStyle w:val="Lienhypertexte"/>
+                    <w:rFonts w:ascii="Times New Roman" w:hAnsi="Times New Roman" w:cs="Times New Roman"/>
+                    <w:noProof/>
+                  </w:rPr>
+                  <w:t>1.</w:t>
+                </w:r>
+                <w:r>
+                  <w:rPr>
+                    <w:noProof/>
+                    <w:lang w:val="fr-FR" w:eastAsia="fr-FR"/>
+                  </w:rPr>
+                  <w:tab/>
+                </w:r>
+                <w:r>
+                  <w:rPr>
+                    <w:rStyle w:val="Lienhypertexte"/>
+                    <w:rFonts w:ascii="Times New Roman" w:hAnsi="Times New Roman" w:cs="Times New Roman"/>
+                    <w:noProof/>
+                  </w:rPr>
+                  <w:t>Tableau des Tests Fonctionnels</w:t>
+                </w:r>
+                <w:r>
+                  <w:rPr>
+                    <w:noProof/>
+                    <w:webHidden/>
+                  </w:rPr>
+                  <w:tab/>
+                </w:r>
+                <w:r>
+                  <w:rPr>
+                    <w:noProof/>
+                    <w:webHidden/>
+                  </w:rPr>
+                  <w:fldChar w:fldCharType="begin"/>
+                </w:r>
+                <w:r>
+                  <w:rPr>
+                    <w:noProof/>
+                    <w:webHidden/>
+                  </w:rPr>
+                  <w:instrText xml:space="preserve"> PAGEREF _Toc212109764 \h </w:instrText>
+                </w:r>
+                <w:r>
+                  <w:rPr>
+                    <w:noProof/>
+                    <w:webHidden/>
+                  </w:rPr>
+                </w:r>
+                <w:r>
+                  <w:rPr>
+                    <w:noProof/>
+                    <w:webHidden/>
+                  </w:rPr>
+                  <w:fldChar w:fldCharType="separate"/>
+                </w:r>
+                <w:r>
+                  <w:rPr>
+                    <w:noProof/>
+                    <w:webHidden/>
+                  </w:rPr>
+                  <w:t>0</w:t>
+                </w:r>
+                <w:r>
+                  <w:rPr>
+                    <w:noProof/>
+                    <w:webHidden/>
+                  </w:rPr>
+                  <w:fldChar w:fldCharType="end"/>
+                </w:r>
+              </w:hyperlink>
+            </w:p>
+            <w:p>
+              <w:pPr>
+                <w:pStyle w:val="TM2"/>
+                <w:tabs>
+                  <w:tab w:val="left" w:pos="660"/>
+                  <w:tab w:val="right" w:leader="dot" w:pos="8630"/>
+                </w:tabs>
+                <w:rPr>
+                  <w:noProof/>
+                  <w:lang w:val="fr-FR" w:eastAsia="fr-FR"/>
+                </w:rPr>
+              </w:pPr>
+              <w:hyperlink w:anchor="_Toc212109765" w:history="1">
+                <w:r>
+                  <w:rPr>
+                    <w:rStyle w:val="Lienhypertexte"/>
+                    <w:rFonts w:ascii="Times New Roman" w:hAnsi="Times New Roman" w:cs="Times New Roman"/>
+                    <w:noProof/>
+                  </w:rPr>
+                  <w:t>2.</w:t>
+                </w:r>
+                <w:r>
+                  <w:rPr>
+                    <w:noProof/>
+                    <w:lang w:val="fr-FR" w:eastAsia="fr-FR"/>
+                  </w:rPr>
+                  <w:tab/>
+                </w:r>
+                <w:r>
+                  <w:rPr>
+                    <w:rStyle w:val="Lienhypertexte"/>
+                    <w:rFonts w:ascii="Times New Roman" w:hAnsi="Times New Roman" w:cs="Times New Roman"/>
+                    <w:noProof/>
+                  </w:rPr>
+                  <w:t>Matrice des Risques</w:t>
+                </w:r>
+                <w:r>
+                  <w:rPr>
+                    <w:noProof/>
+                    <w:webHidden/>
+                  </w:rPr>
+                  <w:tab/>
+                </w:r>
+                <w:r>
+                  <w:rPr>
+                    <w:noProof/>
+                    <w:webHidden/>
+                  </w:rPr>
+                  <w:fldChar w:fldCharType="begin"/>
+                </w:r>
+                <w:r>
+                  <w:rPr>
+                    <w:noProof/>
+                    <w:webHidden/>
+                  </w:rPr>
+                  <w:instrText xml:space="preserve"> PAGEREF _Toc212109765 \h </w:instrText>
+                </w:r>
+                <w:r>
+                  <w:rPr>
+                    <w:noProof/>
+                    <w:webHidden/>
+                  </w:rPr>
+                </w:r>
+                <w:r>
+                  <w:rPr>
+                    <w:noProof/>
+                    <w:webHidden/>
+                  </w:rPr>
+                  <w:fldChar w:fldCharType="separate"/>
+                </w:r>
+                <w:r>
+                  <w:rPr>
+                    <w:noProof/>
+                    <w:webHidden/>
+                  </w:rPr>
+                  <w:t>2</w:t>
+                </w:r>
+                <w:r>
+                  <w:rPr>
+                    <w:noProof/>
+                    <w:webHidden/>
+                  </w:rPr>
+                  <w:fldChar w:fldCharType="end"/>
+                </w:r>
+              </w:hyperlink>
+            </w:p>
+            <w:p>
+              <w:pPr>
+                <w:pStyle w:val="TM1"/>
+                <w:tabs>
+                  <w:tab w:val="right" w:leader="dot" w:pos="8630"/>
+                </w:tabs>
+                <w:rPr>
+                  <w:noProof/>
+                </w:rPr>
+              </w:pPr>
+              <w:hyperlink w:anchor="_Toc212109766" w:history="1">
+                <w:r>
+                  <w:rPr>
+                    <w:rStyle w:val="Lienhypertexte"/>
+                    <w:rFonts w:ascii="Times New Roman" w:hAnsi="Times New Roman" w:cs="Times New Roman"/>
+                    <w:noProof/>
+                  </w:rPr>
+                  <w:t>Conclusion</w:t>
+                </w:r>
+                <w:r>
+                  <w:rPr>
+                    <w:noProof/>
+                    <w:webHidden/>
+                  </w:rPr>
+                  <w:tab/>
+                </w:r>
+                <w:r>
+                  <w:rPr>
+                    <w:noProof/>
+                    <w:webHidden/>
+                  </w:rPr>
+                  <w:fldChar w:fldCharType="begin"/>
+                </w:r>
+                <w:r>
+                  <w:rPr>
+                    <w:noProof/>
+                    <w:webHidden/>
+                  </w:rPr>
+                  <w:instrText xml:space="preserve"> PAGEREF _Toc212109766 \h </w:instrText>
+                </w:r>
+                <w:r>
+                  <w:rPr>
+                    <w:noProof/>
+                    <w:webHidden/>
+                  </w:rPr>
+                </w:r>
+                <w:r>
+                  <w:rPr>
+                    <w:noProof/>
+                    <w:webHidden/>
+                  </w:rPr>
+                  <w:fldChar w:fldCharType="separate"/>
+                </w:r>
+                <w:r>
+                  <w:rPr>
+                    <w:noProof/>
+                    <w:webHidden/>
+                  </w:rPr>
+                  <w:t>3</w:t>
+                </w:r>
+                <w:r>
+                  <w:rPr>
+                    <w:noProof/>
+                    <w:webHidden/>
+                  </w:rPr>
+                  <w:fldChar w:fldCharType="end"/>
+                </w:r>
+              </w:hyperlink>
+            </w:p>
+            <w:p>
+              <w:r>
+                <w:rPr>
+                  <w:b/>
+                  <w:bCs/>
+                </w:rPr>
+                <w:fldChar w:fldCharType="end"/>
+              </w:r>
+            </w:p>
+          </w:sdtContent>
+        </w:sdt>
         <w:p>
           <w:pPr>
             <w:jc w:val="center"/>
@@ -762,16 +1124,242 @@
               <w:szCs w:val="32"/>
             </w:rPr>
           </w:pPr>
-          <w:r>
+        </w:p>
+        <w:p>
+          <w:pPr>
+            <w:jc w:val="center"/>
             <w:rPr>
               <w:rFonts w:ascii="Times New Roman" w:hAnsi="Times New Roman" w:cs="Times New Roman"/>
               <w:b/>
               <w:sz w:val="32"/>
               <w:szCs w:val="32"/>
             </w:rPr>
-            <w:lastRenderedPageBreak/>
+          </w:pPr>
+          <w:bookmarkStart w:id="0" w:name="_GoBack"/>
+          <w:bookmarkEnd w:id="0"/>
+        </w:p>
+        <w:p>
+          <w:pPr>
+            <w:jc w:val="center"/>
+            <w:rPr>
+              <w:rFonts w:ascii="Times New Roman" w:hAnsi="Times New Roman" w:cs="Times New Roman"/>
+              <w:b/>
+              <w:sz w:val="32"/>
+              <w:szCs w:val="32"/>
+            </w:rPr>
+          </w:pPr>
+        </w:p>
+        <w:p>
+          <w:pPr>
+            <w:jc w:val="center"/>
+            <w:rPr>
+              <w:rFonts w:ascii="Times New Roman" w:hAnsi="Times New Roman" w:cs="Times New Roman"/>
+              <w:b/>
+              <w:sz w:val="32"/>
+              <w:szCs w:val="32"/>
+            </w:rPr>
+          </w:pPr>
+        </w:p>
+        <w:p>
+          <w:pPr>
+            <w:jc w:val="center"/>
+            <w:rPr>
+              <w:rFonts w:ascii="Times New Roman" w:hAnsi="Times New Roman" w:cs="Times New Roman"/>
+              <w:b/>
+              <w:sz w:val="32"/>
+              <w:szCs w:val="32"/>
+            </w:rPr>
+          </w:pPr>
+        </w:p>
+        <w:p>
+          <w:pPr>
+            <w:jc w:val="center"/>
+            <w:rPr>
+              <w:rFonts w:ascii="Times New Roman" w:hAnsi="Times New Roman" w:cs="Times New Roman"/>
+              <w:b/>
+              <w:sz w:val="32"/>
+              <w:szCs w:val="32"/>
+            </w:rPr>
+          </w:pPr>
+        </w:p>
+        <w:p>
+          <w:pPr>
+            <w:jc w:val="center"/>
+            <w:rPr>
+              <w:rFonts w:ascii="Times New Roman" w:hAnsi="Times New Roman" w:cs="Times New Roman"/>
+              <w:b/>
+              <w:sz w:val="32"/>
+              <w:szCs w:val="32"/>
+            </w:rPr>
+          </w:pPr>
+        </w:p>
+        <w:p>
+          <w:pPr>
+            <w:jc w:val="center"/>
+            <w:rPr>
+              <w:rFonts w:ascii="Times New Roman" w:hAnsi="Times New Roman" w:cs="Times New Roman"/>
+              <w:b/>
+              <w:sz w:val="32"/>
+              <w:szCs w:val="32"/>
+            </w:rPr>
+          </w:pPr>
+        </w:p>
+        <w:p>
+          <w:pPr>
+            <w:jc w:val="center"/>
+            <w:rPr>
+              <w:rFonts w:ascii="Times New Roman" w:hAnsi="Times New Roman" w:cs="Times New Roman"/>
+              <w:b/>
+              <w:sz w:val="32"/>
+              <w:szCs w:val="32"/>
+            </w:rPr>
+          </w:pPr>
+        </w:p>
+        <w:p>
+          <w:pPr>
+            <w:jc w:val="center"/>
+            <w:rPr>
+              <w:rFonts w:ascii="Times New Roman" w:hAnsi="Times New Roman" w:cs="Times New Roman"/>
+              <w:b/>
+              <w:sz w:val="32"/>
+              <w:szCs w:val="32"/>
+            </w:rPr>
+          </w:pPr>
+        </w:p>
+        <w:p>
+          <w:pPr>
+            <w:jc w:val="center"/>
+            <w:rPr>
+              <w:rFonts w:ascii="Times New Roman" w:hAnsi="Times New Roman" w:cs="Times New Roman"/>
+              <w:b/>
+              <w:sz w:val="32"/>
+              <w:szCs w:val="32"/>
+            </w:rPr>
+          </w:pPr>
+        </w:p>
+        <w:p>
+          <w:pPr>
+            <w:jc w:val="center"/>
+            <w:rPr>
+              <w:rFonts w:ascii="Times New Roman" w:hAnsi="Times New Roman" w:cs="Times New Roman"/>
+              <w:b/>
+              <w:sz w:val="32"/>
+              <w:szCs w:val="32"/>
+            </w:rPr>
+          </w:pPr>
+        </w:p>
+        <w:p>
+          <w:pPr>
+            <w:jc w:val="center"/>
+            <w:rPr>
+              <w:rFonts w:ascii="Times New Roman" w:hAnsi="Times New Roman" w:cs="Times New Roman"/>
+              <w:b/>
+              <w:sz w:val="32"/>
+              <w:szCs w:val="32"/>
+            </w:rPr>
+          </w:pPr>
+        </w:p>
+        <w:p>
+          <w:pPr>
+            <w:jc w:val="center"/>
+            <w:rPr>
+              <w:rFonts w:ascii="Times New Roman" w:hAnsi="Times New Roman" w:cs="Times New Roman"/>
+              <w:b/>
+              <w:sz w:val="32"/>
+              <w:szCs w:val="32"/>
+            </w:rPr>
+          </w:pPr>
+        </w:p>
+        <w:p>
+          <w:pPr>
+            <w:jc w:val="center"/>
+            <w:rPr>
+              <w:rFonts w:ascii="Times New Roman" w:hAnsi="Times New Roman" w:cs="Times New Roman"/>
+              <w:b/>
+              <w:sz w:val="32"/>
+              <w:szCs w:val="32"/>
+            </w:rPr>
+          </w:pPr>
+        </w:p>
+        <w:p>
+          <w:pPr>
+            <w:jc w:val="center"/>
+            <w:rPr>
+              <w:rFonts w:ascii="Times New Roman" w:hAnsi="Times New Roman" w:cs="Times New Roman"/>
+              <w:b/>
+              <w:sz w:val="32"/>
+              <w:szCs w:val="32"/>
+            </w:rPr>
+          </w:pPr>
+        </w:p>
+        <w:p>
+          <w:pPr>
+            <w:jc w:val="center"/>
+            <w:rPr>
+              <w:rFonts w:ascii="Times New Roman" w:hAnsi="Times New Roman" w:cs="Times New Roman"/>
+              <w:b/>
+              <w:sz w:val="32"/>
+              <w:szCs w:val="32"/>
+            </w:rPr>
+          </w:pPr>
+        </w:p>
+        <w:p>
+          <w:pPr>
+            <w:jc w:val="center"/>
+            <w:rPr>
+              <w:rFonts w:ascii="Times New Roman" w:hAnsi="Times New Roman" w:cs="Times New Roman"/>
+              <w:b/>
+              <w:sz w:val="32"/>
+              <w:szCs w:val="32"/>
+            </w:rPr>
+            <w:sectPr>
+              <w:pgSz w:w="12240" w:h="15840"/>
+              <w:pgMar w:top="1440" w:right="1800" w:bottom="1440" w:left="1800" w:header="720" w:footer="720" w:gutter="0"/>
+              <w:pgNumType w:start="0"/>
+              <w:cols w:space="720"/>
+              <w:titlePg/>
+              <w:docGrid w:linePitch="360"/>
+            </w:sectPr>
+          </w:pPr>
+        </w:p>
+        <w:p>
+          <w:pPr>
+            <w:jc w:val="center"/>
+            <w:rPr>
+              <w:rFonts w:ascii="Times New Roman" w:hAnsi="Times New Roman" w:cs="Times New Roman"/>
+              <w:b/>
+              <w:sz w:val="32"/>
+              <w:szCs w:val="32"/>
+            </w:rPr>
+          </w:pPr>
+        </w:p>
+        <w:p>
+          <w:pPr>
+            <w:jc w:val="center"/>
+            <w:rPr>
+              <w:rFonts w:ascii="Times New Roman" w:hAnsi="Times New Roman" w:cs="Times New Roman"/>
+              <w:b/>
+              <w:sz w:val="32"/>
+              <w:szCs w:val="32"/>
+            </w:rPr>
+          </w:pPr>
+        </w:p>
+        <w:p>
+          <w:pPr>
+            <w:pStyle w:val="Titre1"/>
+            <w:jc w:val="center"/>
+          </w:pPr>
+          <w:bookmarkStart w:id="1" w:name="_Toc212109763"/>
+          <w:r>
+            <w:rPr>
+              <w:rFonts w:ascii="Times New Roman" w:hAnsi="Times New Roman" w:cs="Times New Roman"/>
+              <w:color w:val="auto"/>
+              <w:sz w:val="32"/>
+              <w:szCs w:val="32"/>
+            </w:rPr>
             <w:t>Introduction</w:t>
           </w:r>
+          <w:bookmarkEnd w:id="1"/>
         </w:p>
         <w:p>
           <w:pPr>
@@ -906,6 +1494,7 @@
           <w:szCs w:val="32"/>
         </w:rPr>
       </w:pPr>
+      <w:bookmarkStart w:id="2" w:name="_Toc212109764"/>
       <w:r>
         <w:rPr>
           <w:rFonts w:ascii="Times New Roman" w:hAnsi="Times New Roman" w:cs="Times New Roman"/>
@@ -925,6 +1514,7 @@
         </w:rPr>
         <w:t>Fonctionnels</w:t>
       </w:r>
+      <w:bookmarkEnd w:id="2"/>
       <w:proofErr w:type="spellEnd"/>
     </w:p>
     <w:p/>
@@ -1308,6 +1898,7 @@
                 <w:szCs w:val="24"/>
                 <w:lang w:val="fr-FR" w:eastAsia="fr-FR"/>
               </w:rPr>
+              <w:lastRenderedPageBreak/>
               <w:t>T02</w:t>
             </w:r>
           </w:p>
@@ -1646,7 +2237,6 @@
                 <w:szCs w:val="24"/>
                 <w:lang w:val="fr-FR" w:eastAsia="fr-FR"/>
               </w:rPr>
-              <w:lastRenderedPageBreak/>
               <w:t>T04</w:t>
             </w:r>
           </w:p>
@@ -3703,6 +4293,7 @@
                 <w:szCs w:val="24"/>
                 <w:lang w:val="fr-FR" w:eastAsia="fr-FR"/>
               </w:rPr>
+              <w:lastRenderedPageBreak/>
               <w:t>T14</w:t>
             </w:r>
           </w:p>
@@ -3869,7 +4460,6 @@
         <w:pStyle w:val="Titre2"/>
       </w:pPr>
       <w:r>
-        <w:lastRenderedPageBreak/>
         <w:br w:type="textWrapping" w:clear="all"/>
       </w:r>
     </w:p>
@@ -3892,6 +4482,7 @@
           <w:szCs w:val="32"/>
         </w:rPr>
       </w:pPr>
+      <w:bookmarkStart w:id="3" w:name="_Toc212109765"/>
       <w:proofErr w:type="spellStart"/>
       <w:r>
         <w:rPr>
@@ -3922,6 +4513,7 @@
         </w:rPr>
         <w:t>Risques</w:t>
       </w:r>
+      <w:bookmarkEnd w:id="3"/>
       <w:proofErr w:type="spellEnd"/>
     </w:p>
     <w:p/>
@@ -4339,7 +4931,16 @@
                 <w:sz w:val="24"/>
                 <w:szCs w:val="24"/>
               </w:rPr>
-              <w:t>Modification concurrente des points du club</w:t>
+              <w:t xml:space="preserve">Modification concurrente des </w:t>
+            </w:r>
+            <w:r>
+              <w:rPr>
+                <w:rFonts w:ascii="Times New Roman" w:hAnsi="Times New Roman" w:cs="Times New Roman"/>
+                <w:sz w:val="24"/>
+                <w:szCs w:val="24"/>
+              </w:rPr>
+              <w:lastRenderedPageBreak/>
+              <w:t>points du club</w:t>
             </w:r>
           </w:p>
         </w:tc>
@@ -4361,6 +4962,7 @@
                 <w:sz w:val="24"/>
                 <w:szCs w:val="24"/>
               </w:rPr>
+              <w:lastRenderedPageBreak/>
               <w:t>Élevé</w:t>
             </w:r>
           </w:p>
@@ -4413,7 +5015,16 @@
                 <w:sz w:val="24"/>
                 <w:szCs w:val="24"/>
               </w:rPr>
-              <w:t>des tests de cohérence après mise à jour</w:t>
+              <w:t xml:space="preserve">des tests de cohérence après </w:t>
+            </w:r>
+            <w:r>
+              <w:rPr>
+                <w:rFonts w:ascii="Times New Roman" w:hAnsi="Times New Roman" w:cs="Times New Roman"/>
+                <w:sz w:val="24"/>
+                <w:szCs w:val="24"/>
+              </w:rPr>
+              <w:lastRenderedPageBreak/>
+              <w:t>mise à jour</w:t>
             </w:r>
           </w:p>
         </w:tc>
@@ -4514,23 +5125,20 @@
     <w:p/>
     <w:p>
       <w:pPr>
+        <w:pStyle w:val="Titre1"/>
         <w:jc w:val="center"/>
-        <w:rPr>
-          <w:rFonts w:ascii="Times New Roman" w:hAnsi="Times New Roman" w:cs="Times New Roman"/>
-          <w:b/>
-          <w:sz w:val="32"/>
-          <w:szCs w:val="32"/>
-        </w:rPr>
       </w:pPr>
+      <w:bookmarkStart w:id="4" w:name="_Toc212109766"/>
       <w:r>
         <w:rPr>
           <w:rFonts w:ascii="Times New Roman" w:hAnsi="Times New Roman" w:cs="Times New Roman"/>
-          <w:b/>
+          <w:color w:val="auto"/>
           <w:sz w:val="32"/>
           <w:szCs w:val="32"/>
         </w:rPr>
         <w:t>Conclusion</w:t>
       </w:r>
+      <w:bookmarkEnd w:id="4"/>
     </w:p>
     <w:p>
       <w:pPr>
@@ -4608,8 +5216,6 @@
         <w:br/>
         <w:t>Des tests supplémentaires (unitaires, de charge et d’intégration) pourront être envisagés afin de renforcer la qualité du système et d’assurer sa pérennité face à de futures évolutions.</w:t>
       </w:r>
-      <w:bookmarkStart w:id="0" w:name="_GoBack"/>
-      <w:bookmarkEnd w:id="0"/>
     </w:p>
     <w:p>
       <w:pPr>
@@ -6328,7 +6934,6 @@
     <w:basedOn w:val="Titre1"/>
     <w:next w:val="Normal"/>
     <w:uiPriority w:val="39"/>
-    <w:semiHidden/>
     <w:unhideWhenUsed/>
     <w:qFormat/>
     <w:rsid w:val="00FC693F"/>
@@ -16425,6 +17030,42 @@
       <w:szCs w:val="24"/>
       <w:lang w:val="fr-FR" w:eastAsia="fr-FR"/>
     </w:rPr>
+  </w:style>
+  <w:style w:type="paragraph" w:styleId="TM2">
+    <w:name w:val="toc 2"/>
+    <w:basedOn w:val="Normal"/>
+    <w:next w:val="Normal"/>
+    <w:autoRedefine/>
+    <w:uiPriority w:val="39"/>
+    <w:unhideWhenUsed/>
+    <w:rsid w:val="009B62AE"/>
+    <w:pPr>
+      <w:spacing w:after="100"/>
+      <w:ind w:left="220"/>
+    </w:pPr>
+  </w:style>
+  <w:style w:type="character" w:styleId="Lienhypertexte">
+    <w:name w:val="Hyperlink"/>
+    <w:basedOn w:val="Policepardfaut"/>
+    <w:uiPriority w:val="99"/>
+    <w:unhideWhenUsed/>
+    <w:rsid w:val="009B62AE"/>
+    <w:rPr>
+      <w:color w:val="0000FF" w:themeColor="hyperlink"/>
+      <w:u w:val="single"/>
+    </w:rPr>
+  </w:style>
+  <w:style w:type="paragraph" w:styleId="TM1">
+    <w:name w:val="toc 1"/>
+    <w:basedOn w:val="Normal"/>
+    <w:next w:val="Normal"/>
+    <w:autoRedefine/>
+    <w:uiPriority w:val="39"/>
+    <w:unhideWhenUsed/>
+    <w:rsid w:val="009B62AE"/>
+    <w:pPr>
+      <w:spacing w:after="100"/>
+    </w:pPr>
   </w:style>
 </w:styles>
 </file>
@@ -16773,7 +17414,7 @@
 </file>
 
 <file path=customXml/itemProps2.xml><?xml version="1.0" encoding="utf-8"?>
-<ds:datastoreItem xmlns:ds="http://schemas.openxmlformats.org/officeDocument/2006/customXml" ds:itemID="{450DC957-8856-415F-BA2E-DB26857F2ECE}">
+<ds:datastoreItem xmlns:ds="http://schemas.openxmlformats.org/officeDocument/2006/customXml" ds:itemID="{D39BD701-D21B-41CB-807A-87EFB826D89A}">
   <ds:schemaRefs>
     <ds:schemaRef ds:uri="http://schemas.openxmlformats.org/officeDocument/2006/bibliography"/>
   </ds:schemaRefs>

--- a/Plan_de_Test_et_Matrice_de_Risques_v2.docx
+++ b/Plan_de_Test_et_Matrice_de_Risques_v2.docx
@@ -10,12 +10,14 @@
           <w:docPartUnique/>
         </w:docPartObj>
       </w:sdtPr>
+      <w:sdtEndPr/>
       <w:sdtContent>
         <w:p/>
         <w:p>
           <w:r>
             <w:rPr>
               <w:noProof/>
+              <w:lang w:val="fr-FR" w:eastAsia="fr-FR"/>
             </w:rPr>
             <mc:AlternateContent>
               <mc:Choice Requires="wpg">
@@ -189,6 +191,7 @@
                                       <w:dataBinding w:prefixMappings="xmlns:ns0='http://purl.org/dc/elements/1.1/' xmlns:ns1='http://schemas.openxmlformats.org/package/2006/metadata/core-properties' " w:xpath="/ns1:coreProperties[1]/ns0:title[1]" w:storeItemID="{6C3C8BC8-F283-45AE-878A-BAB7291924A1}"/>
                                       <w:text/>
                                     </w:sdtPr>
+                                    <w:sdtEndPr/>
                                     <w:sdtContent>
                                       <w:r>
                                         <w:rPr>
@@ -358,6 +361,7 @@
                                 <w:dataBinding w:prefixMappings="xmlns:ns0='http://purl.org/dc/elements/1.1/' xmlns:ns1='http://schemas.openxmlformats.org/package/2006/metadata/core-properties' " w:xpath="/ns1:coreProperties[1]/ns0:title[1]" w:storeItemID="{6C3C8BC8-F283-45AE-878A-BAB7291924A1}"/>
                                 <w:text/>
                               </w:sdtPr>
+                              <w:sdtEndPr/>
                               <w:sdtContent>
                                 <w:r>
                                   <w:rPr>
@@ -386,6 +390,7 @@
           <w:r>
             <w:rPr>
               <w:noProof/>
+              <w:lang w:val="fr-FR" w:eastAsia="fr-FR"/>
             </w:rPr>
             <mc:AlternateContent>
               <mc:Choice Requires="wps">
@@ -460,6 +465,7 @@
                                     <w:dataBinding w:prefixMappings="xmlns:ns0='http://schemas.openxmlformats.org/officeDocument/2006/extended-properties' " w:xpath="/ns0:Properties[1]/ns0:Company[1]" w:storeItemID="{6668398D-A668-4E3E-A5EB-62B293D839F1}"/>
                                     <w:text/>
                                   </w:sdtPr>
+                                  <w:sdtEndPr/>
                                   <w:sdtContent>
                                     <w:r>
                                       <w:rPr>
@@ -535,6 +541,7 @@
                               <w:dataBinding w:prefixMappings="xmlns:ns0='http://schemas.openxmlformats.org/officeDocument/2006/extended-properties' " w:xpath="/ns0:Properties[1]/ns0:Company[1]" w:storeItemID="{6668398D-A668-4E3E-A5EB-62B293D839F1}"/>
                               <w:text/>
                             </w:sdtPr>
+                            <w:sdtEndPr/>
                             <w:sdtContent>
                               <w:r>
                                 <w:rPr>
@@ -569,6 +576,7 @@
           <w:r>
             <w:rPr>
               <w:noProof/>
+              <w:lang w:val="fr-FR" w:eastAsia="fr-FR"/>
             </w:rPr>
             <mc:AlternateContent>
               <mc:Choice Requires="wps">
@@ -651,6 +659,7 @@
                                     <w:calendar w:val="gregorian"/>
                                   </w:date>
                                 </w:sdtPr>
+                                <w:sdtEndPr/>
                                 <w:sdtContent>
                                   <w:p>
                                     <w:pPr>
@@ -718,6 +727,7 @@
                               <w:calendar w:val="gregorian"/>
                             </w:date>
                           </w:sdtPr>
+                          <w:sdtEndPr/>
                           <w:sdtContent>
                             <w:p>
                               <w:pPr>
@@ -755,6 +765,12 @@
         <w:sdt>
           <w:sdtPr>
             <w:rPr>
+              <w:rFonts w:asciiTheme="minorHAnsi" w:eastAsiaTheme="minorEastAsia" w:hAnsiTheme="minorHAnsi" w:cstheme="minorBidi"/>
+              <w:b w:val="0"/>
+              <w:bCs w:val="0"/>
+              <w:color w:val="auto"/>
+              <w:sz w:val="22"/>
+              <w:szCs w:val="22"/>
               <w:lang w:val="fr-FR"/>
             </w:rPr>
             <w:id w:val="-1821577052"/>
@@ -765,10 +781,6 @@
           </w:sdtPr>
           <w:sdtEndPr>
             <w:rPr>
-              <w:rFonts w:asciiTheme="minorHAnsi" w:eastAsiaTheme="minorEastAsia" w:hAnsiTheme="minorHAnsi" w:cstheme="minorBidi"/>
-              <w:color w:val="auto"/>
-              <w:sz w:val="22"/>
-              <w:szCs w:val="22"/>
               <w:lang w:val="en-US"/>
             </w:rPr>
           </w:sdtEndPr>
@@ -1135,8 +1147,6 @@
               <w:szCs w:val="32"/>
             </w:rPr>
           </w:pPr>
-          <w:bookmarkStart w:id="0" w:name="_GoBack"/>
-          <w:bookmarkEnd w:id="0"/>
         </w:p>
         <w:p>
           <w:pPr>
@@ -1349,7 +1359,7 @@
             <w:pStyle w:val="Titre1"/>
             <w:jc w:val="center"/>
           </w:pPr>
-          <w:bookmarkStart w:id="1" w:name="_Toc212109763"/>
+          <w:bookmarkStart w:id="0" w:name="_Toc212109763"/>
           <w:r>
             <w:rPr>
               <w:rFonts w:ascii="Times New Roman" w:hAnsi="Times New Roman" w:cs="Times New Roman"/>
@@ -1359,7 +1369,7 @@
             </w:rPr>
             <w:t>Introduction</w:t>
           </w:r>
-          <w:bookmarkEnd w:id="1"/>
+          <w:bookmarkEnd w:id="0"/>
         </w:p>
         <w:p>
           <w:pPr>
@@ -1494,7 +1504,7 @@
           <w:szCs w:val="32"/>
         </w:rPr>
       </w:pPr>
-      <w:bookmarkStart w:id="2" w:name="_Toc212109764"/>
+      <w:bookmarkStart w:id="1" w:name="_Toc212109764"/>
       <w:r>
         <w:rPr>
           <w:rFonts w:ascii="Times New Roman" w:hAnsi="Times New Roman" w:cs="Times New Roman"/>
@@ -1514,7 +1524,7 @@
         </w:rPr>
         <w:t>Fonctionnels</w:t>
       </w:r>
-      <w:bookmarkEnd w:id="2"/>
+      <w:bookmarkEnd w:id="1"/>
       <w:proofErr w:type="spellEnd"/>
     </w:p>
     <w:p/>
@@ -4482,7 +4492,7 @@
           <w:szCs w:val="32"/>
         </w:rPr>
       </w:pPr>
-      <w:bookmarkStart w:id="3" w:name="_Toc212109765"/>
+      <w:bookmarkStart w:id="2" w:name="_Toc212109765"/>
       <w:proofErr w:type="spellStart"/>
       <w:r>
         <w:rPr>
@@ -4513,13 +4523,14 @@
         </w:rPr>
         <w:t>Risques</w:t>
       </w:r>
-      <w:bookmarkEnd w:id="3"/>
+      <w:bookmarkEnd w:id="2"/>
       <w:proofErr w:type="spellEnd"/>
     </w:p>
     <w:p/>
     <w:tbl>
       <w:tblPr>
         <w:tblW w:w="0" w:type="auto"/>
+        <w:tblCellSpacing w:w="15" w:type="dxa"/>
         <w:tblBorders>
           <w:top w:val="single" w:sz="4" w:space="0" w:color="auto"/>
           <w:left w:val="single" w:sz="4" w:space="0" w:color="auto"/>
@@ -4528,570 +4539,801 @@
           <w:insideH w:val="single" w:sz="4" w:space="0" w:color="auto"/>
           <w:insideV w:val="single" w:sz="4" w:space="0" w:color="auto"/>
         </w:tblBorders>
+        <w:tblCellMar>
+          <w:top w:w="15" w:type="dxa"/>
+          <w:left w:w="15" w:type="dxa"/>
+          <w:bottom w:w="15" w:type="dxa"/>
+          <w:right w:w="15" w:type="dxa"/>
+        </w:tblCellMar>
         <w:tblLook w:val="04A0" w:firstRow="1" w:lastRow="0" w:firstColumn="1" w:lastColumn="0" w:noHBand="0" w:noVBand="1"/>
       </w:tblPr>
       <w:tblGrid>
-        <w:gridCol w:w="2160"/>
-        <w:gridCol w:w="2160"/>
-        <w:gridCol w:w="2160"/>
-        <w:gridCol w:w="2160"/>
+        <w:gridCol w:w="5442"/>
+        <w:gridCol w:w="2693"/>
+        <w:gridCol w:w="1937"/>
+        <w:gridCol w:w="1749"/>
       </w:tblGrid>
       <w:tr>
+        <w:trPr>
+          <w:tblHeader/>
+          <w:tblCellSpacing w:w="15" w:type="dxa"/>
+        </w:trPr>
         <w:tc>
           <w:tcPr>
-            <w:tcW w:w="2160" w:type="dxa"/>
+            <w:tcW w:w="5397" w:type="dxa"/>
+            <w:vAlign w:val="center"/>
+            <w:hideMark/>
           </w:tcPr>
           <w:p>
             <w:pPr>
-              <w:rPr>
-                <w:rFonts w:ascii="Times New Roman" w:hAnsi="Times New Roman" w:cs="Times New Roman"/>
+              <w:spacing w:after="0" w:line="240" w:lineRule="auto"/>
+              <w:jc w:val="center"/>
+              <w:rPr>
+                <w:rFonts w:ascii="Times New Roman" w:eastAsia="Times New Roman" w:hAnsi="Times New Roman" w:cs="Times New Roman"/>
                 <w:b/>
-                <w:sz w:val="24"/>
-                <w:szCs w:val="24"/>
+                <w:bCs/>
+                <w:sz w:val="24"/>
+                <w:szCs w:val="24"/>
+                <w:lang w:val="fr-FR" w:eastAsia="fr-FR"/>
               </w:rPr>
             </w:pPr>
             <w:r>
               <w:rPr>
-                <w:rFonts w:ascii="Times New Roman" w:hAnsi="Times New Roman" w:cs="Times New Roman"/>
+                <w:rFonts w:ascii="Times New Roman" w:eastAsia="Times New Roman" w:hAnsi="Times New Roman" w:cs="Times New Roman"/>
                 <w:b/>
-                <w:sz w:val="24"/>
-                <w:szCs w:val="24"/>
-              </w:rPr>
-              <w:t>Risque identifié</w:t>
+                <w:bCs/>
+                <w:sz w:val="24"/>
+                <w:szCs w:val="24"/>
+                <w:lang w:val="fr-FR" w:eastAsia="fr-FR"/>
+              </w:rPr>
+              <w:t>Fonctionnalité</w:t>
             </w:r>
           </w:p>
         </w:tc>
         <w:tc>
           <w:tcPr>
-            <w:tcW w:w="2160" w:type="dxa"/>
+            <w:tcW w:w="2663" w:type="dxa"/>
+            <w:vAlign w:val="center"/>
+            <w:hideMark/>
           </w:tcPr>
           <w:p>
             <w:pPr>
-              <w:rPr>
-                <w:rFonts w:ascii="Times New Roman" w:hAnsi="Times New Roman" w:cs="Times New Roman"/>
+              <w:spacing w:after="0" w:line="240" w:lineRule="auto"/>
+              <w:jc w:val="center"/>
+              <w:rPr>
+                <w:rFonts w:ascii="Times New Roman" w:eastAsia="Times New Roman" w:hAnsi="Times New Roman" w:cs="Times New Roman"/>
                 <w:b/>
-                <w:sz w:val="24"/>
-                <w:szCs w:val="24"/>
+                <w:bCs/>
+                <w:sz w:val="24"/>
+                <w:szCs w:val="24"/>
+                <w:lang w:val="fr-FR" w:eastAsia="fr-FR"/>
               </w:rPr>
             </w:pPr>
             <w:r>
               <w:rPr>
-                <w:rFonts w:ascii="Times New Roman" w:hAnsi="Times New Roman" w:cs="Times New Roman"/>
+                <w:rFonts w:ascii="Times New Roman" w:eastAsia="Times New Roman" w:hAnsi="Times New Roman" w:cs="Times New Roman"/>
                 <w:b/>
-                <w:sz w:val="24"/>
-                <w:szCs w:val="24"/>
-              </w:rPr>
-              <w:t>Impact</w:t>
+                <w:bCs/>
+                <w:sz w:val="24"/>
+                <w:szCs w:val="24"/>
+                <w:lang w:val="fr-FR" w:eastAsia="fr-FR"/>
+              </w:rPr>
+              <w:t>Probabilité d’échec</w:t>
             </w:r>
           </w:p>
         </w:tc>
         <w:tc>
           <w:tcPr>
-            <w:tcW w:w="2160" w:type="dxa"/>
+            <w:tcW w:w="1907" w:type="dxa"/>
+            <w:vAlign w:val="center"/>
+            <w:hideMark/>
           </w:tcPr>
           <w:p>
             <w:pPr>
-              <w:rPr>
-                <w:rFonts w:ascii="Times New Roman" w:hAnsi="Times New Roman" w:cs="Times New Roman"/>
+              <w:spacing w:after="0" w:line="240" w:lineRule="auto"/>
+              <w:jc w:val="center"/>
+              <w:rPr>
+                <w:rFonts w:ascii="Times New Roman" w:eastAsia="Times New Roman" w:hAnsi="Times New Roman" w:cs="Times New Roman"/>
                 <w:b/>
-                <w:sz w:val="24"/>
-                <w:szCs w:val="24"/>
+                <w:bCs/>
+                <w:sz w:val="24"/>
+                <w:szCs w:val="24"/>
+                <w:lang w:val="fr-FR" w:eastAsia="fr-FR"/>
               </w:rPr>
             </w:pPr>
             <w:r>
               <w:rPr>
-                <w:rFonts w:ascii="Times New Roman" w:hAnsi="Times New Roman" w:cs="Times New Roman"/>
+                <w:rFonts w:ascii="Times New Roman" w:eastAsia="Times New Roman" w:hAnsi="Times New Roman" w:cs="Times New Roman"/>
                 <w:b/>
-                <w:sz w:val="24"/>
-                <w:szCs w:val="24"/>
-              </w:rPr>
-              <w:t>Probabilité</w:t>
+                <w:bCs/>
+                <w:sz w:val="24"/>
+                <w:szCs w:val="24"/>
+                <w:lang w:val="fr-FR" w:eastAsia="fr-FR"/>
+              </w:rPr>
+              <w:t>Impact</w:t>
             </w:r>
           </w:p>
         </w:tc>
         <w:tc>
           <w:tcPr>
-            <w:tcW w:w="2160" w:type="dxa"/>
+            <w:tcW w:w="1704" w:type="dxa"/>
+            <w:vAlign w:val="center"/>
+            <w:hideMark/>
           </w:tcPr>
           <w:p>
             <w:pPr>
-              <w:rPr>
-                <w:rFonts w:ascii="Times New Roman" w:hAnsi="Times New Roman" w:cs="Times New Roman"/>
+              <w:spacing w:after="0" w:line="240" w:lineRule="auto"/>
+              <w:jc w:val="center"/>
+              <w:rPr>
+                <w:rFonts w:ascii="Times New Roman" w:eastAsia="Times New Roman" w:hAnsi="Times New Roman" w:cs="Times New Roman"/>
                 <w:b/>
-                <w:sz w:val="24"/>
-                <w:szCs w:val="24"/>
+                <w:bCs/>
+                <w:sz w:val="24"/>
+                <w:szCs w:val="24"/>
+                <w:lang w:val="fr-FR" w:eastAsia="fr-FR"/>
               </w:rPr>
             </w:pPr>
             <w:r>
               <w:rPr>
-                <w:rFonts w:ascii="Times New Roman" w:hAnsi="Times New Roman" w:cs="Times New Roman"/>
+                <w:rFonts w:ascii="Times New Roman" w:eastAsia="Times New Roman" w:hAnsi="Times New Roman" w:cs="Times New Roman"/>
                 <w:b/>
-                <w:sz w:val="24"/>
-                <w:szCs w:val="24"/>
-              </w:rPr>
-              <w:t>Action de mitigation</w:t>
+                <w:bCs/>
+                <w:sz w:val="24"/>
+                <w:szCs w:val="24"/>
+                <w:lang w:val="fr-FR" w:eastAsia="fr-FR"/>
+              </w:rPr>
+              <w:t>Priorité</w:t>
+            </w:r>
+          </w:p>
+        </w:tc>
+        <w:bookmarkStart w:id="3" w:name="_GoBack"/>
+        <w:bookmarkEnd w:id="3"/>
+      </w:tr>
+      <w:tr>
+        <w:trPr>
+          <w:tblCellSpacing w:w="15" w:type="dxa"/>
+        </w:trPr>
+        <w:tc>
+          <w:tcPr>
+            <w:tcW w:w="5397" w:type="dxa"/>
+            <w:vAlign w:val="center"/>
+            <w:hideMark/>
+          </w:tcPr>
+          <w:p>
+            <w:pPr>
+              <w:spacing w:after="0" w:line="240" w:lineRule="auto"/>
+              <w:rPr>
+                <w:rFonts w:ascii="Times New Roman" w:eastAsia="Times New Roman" w:hAnsi="Times New Roman" w:cs="Times New Roman"/>
+                <w:sz w:val="24"/>
+                <w:szCs w:val="24"/>
+                <w:lang w:val="fr-FR" w:eastAsia="fr-FR"/>
+              </w:rPr>
+            </w:pPr>
+            <w:r>
+              <w:rPr>
+                <w:rFonts w:ascii="Times New Roman" w:eastAsia="Times New Roman" w:hAnsi="Times New Roman" w:cs="Times New Roman"/>
+                <w:sz w:val="24"/>
+                <w:szCs w:val="24"/>
+                <w:lang w:val="fr-FR" w:eastAsia="fr-FR"/>
+              </w:rPr>
+              <w:t>Connexion des secrétaires (via email)</w:t>
+            </w:r>
+          </w:p>
+        </w:tc>
+        <w:tc>
+          <w:tcPr>
+            <w:tcW w:w="2663" w:type="dxa"/>
+            <w:vAlign w:val="center"/>
+            <w:hideMark/>
+          </w:tcPr>
+          <w:p>
+            <w:pPr>
+              <w:spacing w:after="0" w:line="240" w:lineRule="auto"/>
+              <w:rPr>
+                <w:rFonts w:ascii="Times New Roman" w:eastAsia="Times New Roman" w:hAnsi="Times New Roman" w:cs="Times New Roman"/>
+                <w:sz w:val="24"/>
+                <w:szCs w:val="24"/>
+                <w:lang w:val="fr-FR" w:eastAsia="fr-FR"/>
+              </w:rPr>
+            </w:pPr>
+            <w:r>
+              <w:rPr>
+                <w:rFonts w:ascii="Times New Roman" w:eastAsia="Times New Roman" w:hAnsi="Times New Roman" w:cs="Times New Roman"/>
+                <w:sz w:val="24"/>
+                <w:szCs w:val="24"/>
+                <w:lang w:val="fr-FR" w:eastAsia="fr-FR"/>
+              </w:rPr>
+              <w:t>Moyenne</w:t>
+            </w:r>
+          </w:p>
+        </w:tc>
+        <w:tc>
+          <w:tcPr>
+            <w:tcW w:w="1907" w:type="dxa"/>
+            <w:vAlign w:val="center"/>
+            <w:hideMark/>
+          </w:tcPr>
+          <w:p>
+            <w:pPr>
+              <w:spacing w:after="0" w:line="240" w:lineRule="auto"/>
+              <w:rPr>
+                <w:rFonts w:ascii="Times New Roman" w:eastAsia="Times New Roman" w:hAnsi="Times New Roman" w:cs="Times New Roman"/>
+                <w:sz w:val="24"/>
+                <w:szCs w:val="24"/>
+                <w:lang w:val="fr-FR" w:eastAsia="fr-FR"/>
+              </w:rPr>
+            </w:pPr>
+            <w:r>
+              <w:rPr>
+                <w:rFonts w:ascii="Times New Roman" w:eastAsia="Times New Roman" w:hAnsi="Times New Roman" w:cs="Times New Roman"/>
+                <w:sz w:val="24"/>
+                <w:szCs w:val="24"/>
+                <w:lang w:val="fr-FR" w:eastAsia="fr-FR"/>
+              </w:rPr>
+              <w:t>Élevé</w:t>
+            </w:r>
+          </w:p>
+        </w:tc>
+        <w:tc>
+          <w:tcPr>
+            <w:tcW w:w="1704" w:type="dxa"/>
+            <w:vAlign w:val="center"/>
+            <w:hideMark/>
+          </w:tcPr>
+          <w:p>
+            <w:pPr>
+              <w:spacing w:after="0" w:line="240" w:lineRule="auto"/>
+              <w:rPr>
+                <w:rFonts w:ascii="Times New Roman" w:eastAsia="Times New Roman" w:hAnsi="Times New Roman" w:cs="Times New Roman"/>
+                <w:sz w:val="24"/>
+                <w:szCs w:val="24"/>
+                <w:lang w:val="fr-FR" w:eastAsia="fr-FR"/>
+              </w:rPr>
+            </w:pPr>
+            <w:r>
+              <w:rPr>
+                <w:rFonts w:ascii="Times New Roman" w:eastAsia="Times New Roman" w:hAnsi="Times New Roman" w:cs="Times New Roman"/>
+                <w:sz w:val="24"/>
+                <w:szCs w:val="24"/>
+                <w:lang w:val="fr-FR" w:eastAsia="fr-FR"/>
+              </w:rPr>
+              <w:t>Haute</w:t>
             </w:r>
           </w:p>
         </w:tc>
       </w:tr>
       <w:tr>
+        <w:trPr>
+          <w:tblCellSpacing w:w="15" w:type="dxa"/>
+        </w:trPr>
         <w:tc>
           <w:tcPr>
-            <w:tcW w:w="2160" w:type="dxa"/>
+            <w:tcW w:w="5397" w:type="dxa"/>
+            <w:vAlign w:val="center"/>
+            <w:hideMark/>
           </w:tcPr>
           <w:p>
             <w:pPr>
-              <w:rPr>
-                <w:rFonts w:ascii="Times New Roman" w:hAnsi="Times New Roman" w:cs="Times New Roman"/>
-                <w:sz w:val="24"/>
-                <w:szCs w:val="24"/>
+              <w:spacing w:after="0" w:line="240" w:lineRule="auto"/>
+              <w:rPr>
+                <w:rFonts w:ascii="Times New Roman" w:eastAsia="Times New Roman" w:hAnsi="Times New Roman" w:cs="Times New Roman"/>
+                <w:sz w:val="24"/>
+                <w:szCs w:val="24"/>
+                <w:lang w:val="fr-FR" w:eastAsia="fr-FR"/>
               </w:rPr>
             </w:pPr>
             <w:r>
               <w:rPr>
-                <w:rFonts w:ascii="Times New Roman" w:hAnsi="Times New Roman" w:cs="Times New Roman"/>
-                <w:sz w:val="24"/>
-                <w:szCs w:val="24"/>
-              </w:rPr>
-              <w:t>Échec de connexion à l’application</w:t>
+                <w:rFonts w:ascii="Times New Roman" w:eastAsia="Times New Roman" w:hAnsi="Times New Roman" w:cs="Times New Roman"/>
+                <w:sz w:val="24"/>
+                <w:szCs w:val="24"/>
+                <w:lang w:val="fr-FR" w:eastAsia="fr-FR"/>
+              </w:rPr>
+              <w:t>Affichage du solde de points</w:t>
             </w:r>
           </w:p>
         </w:tc>
         <w:tc>
           <w:tcPr>
-            <w:tcW w:w="2160" w:type="dxa"/>
+            <w:tcW w:w="2663" w:type="dxa"/>
+            <w:vAlign w:val="center"/>
+            <w:hideMark/>
           </w:tcPr>
           <w:p>
             <w:pPr>
-              <w:rPr>
-                <w:rFonts w:ascii="Times New Roman" w:hAnsi="Times New Roman" w:cs="Times New Roman"/>
-                <w:sz w:val="24"/>
-                <w:szCs w:val="24"/>
+              <w:spacing w:after="0" w:line="240" w:lineRule="auto"/>
+              <w:rPr>
+                <w:rFonts w:ascii="Times New Roman" w:eastAsia="Times New Roman" w:hAnsi="Times New Roman" w:cs="Times New Roman"/>
+                <w:sz w:val="24"/>
+                <w:szCs w:val="24"/>
+                <w:lang w:val="fr-FR" w:eastAsia="fr-FR"/>
               </w:rPr>
             </w:pPr>
             <w:r>
               <w:rPr>
-                <w:rFonts w:ascii="Times New Roman" w:hAnsi="Times New Roman" w:cs="Times New Roman"/>
-                <w:sz w:val="24"/>
-                <w:szCs w:val="24"/>
-              </w:rPr>
-              <w:t>Élevé</w:t>
+                <w:rFonts w:ascii="Times New Roman" w:eastAsia="Times New Roman" w:hAnsi="Times New Roman" w:cs="Times New Roman"/>
+                <w:sz w:val="24"/>
+                <w:szCs w:val="24"/>
+                <w:lang w:val="fr-FR" w:eastAsia="fr-FR"/>
+              </w:rPr>
+              <w:t>Faible</w:t>
             </w:r>
           </w:p>
         </w:tc>
         <w:tc>
           <w:tcPr>
-            <w:tcW w:w="2160" w:type="dxa"/>
+            <w:tcW w:w="1907" w:type="dxa"/>
+            <w:vAlign w:val="center"/>
+            <w:hideMark/>
           </w:tcPr>
           <w:p>
             <w:pPr>
-              <w:rPr>
-                <w:rFonts w:ascii="Times New Roman" w:hAnsi="Times New Roman" w:cs="Times New Roman"/>
-                <w:sz w:val="24"/>
-                <w:szCs w:val="24"/>
+              <w:spacing w:after="0" w:line="240" w:lineRule="auto"/>
+              <w:rPr>
+                <w:rFonts w:ascii="Times New Roman" w:eastAsia="Times New Roman" w:hAnsi="Times New Roman" w:cs="Times New Roman"/>
+                <w:sz w:val="24"/>
+                <w:szCs w:val="24"/>
+                <w:lang w:val="fr-FR" w:eastAsia="fr-FR"/>
               </w:rPr>
             </w:pPr>
             <w:r>
               <w:rPr>
-                <w:rFonts w:ascii="Times New Roman" w:hAnsi="Times New Roman" w:cs="Times New Roman"/>
-                <w:sz w:val="24"/>
-                <w:szCs w:val="24"/>
-              </w:rPr>
-              <w:t>Faible</w:t>
+                <w:rFonts w:ascii="Times New Roman" w:eastAsia="Times New Roman" w:hAnsi="Times New Roman" w:cs="Times New Roman"/>
+                <w:sz w:val="24"/>
+                <w:szCs w:val="24"/>
+                <w:lang w:val="fr-FR" w:eastAsia="fr-FR"/>
+              </w:rPr>
+              <w:t>Moyen</w:t>
             </w:r>
           </w:p>
         </w:tc>
         <w:tc>
           <w:tcPr>
-            <w:tcW w:w="2160" w:type="dxa"/>
+            <w:tcW w:w="1704" w:type="dxa"/>
+            <w:vAlign w:val="center"/>
+            <w:hideMark/>
           </w:tcPr>
           <w:p>
             <w:pPr>
-              <w:rPr>
-                <w:rFonts w:ascii="Times New Roman" w:hAnsi="Times New Roman" w:cs="Times New Roman"/>
-                <w:sz w:val="24"/>
-                <w:szCs w:val="24"/>
+              <w:spacing w:after="0" w:line="240" w:lineRule="auto"/>
+              <w:rPr>
+                <w:rFonts w:ascii="Times New Roman" w:eastAsia="Times New Roman" w:hAnsi="Times New Roman" w:cs="Times New Roman"/>
+                <w:sz w:val="24"/>
+                <w:szCs w:val="24"/>
+                <w:lang w:val="fr-FR" w:eastAsia="fr-FR"/>
               </w:rPr>
             </w:pPr>
             <w:r>
               <w:rPr>
-                <w:rFonts w:ascii="Times New Roman" w:hAnsi="Times New Roman" w:cs="Times New Roman"/>
-                <w:sz w:val="24"/>
-                <w:szCs w:val="24"/>
-              </w:rPr>
-              <w:t>Tester la fonction de login avec différents cas</w:t>
+                <w:rFonts w:ascii="Times New Roman" w:eastAsia="Times New Roman" w:hAnsi="Times New Roman" w:cs="Times New Roman"/>
+                <w:sz w:val="24"/>
+                <w:szCs w:val="24"/>
+                <w:lang w:val="fr-FR" w:eastAsia="fr-FR"/>
+              </w:rPr>
+              <w:t>Moyenne</w:t>
             </w:r>
           </w:p>
         </w:tc>
       </w:tr>
       <w:tr>
+        <w:trPr>
+          <w:tblCellSpacing w:w="15" w:type="dxa"/>
+        </w:trPr>
         <w:tc>
           <w:tcPr>
-            <w:tcW w:w="2160" w:type="dxa"/>
+            <w:tcW w:w="5397" w:type="dxa"/>
+            <w:vAlign w:val="center"/>
+            <w:hideMark/>
           </w:tcPr>
           <w:p>
             <w:pPr>
-              <w:rPr>
-                <w:rFonts w:ascii="Times New Roman" w:hAnsi="Times New Roman" w:cs="Times New Roman"/>
-                <w:sz w:val="24"/>
-                <w:szCs w:val="24"/>
+              <w:spacing w:after="0" w:line="240" w:lineRule="auto"/>
+              <w:rPr>
+                <w:rFonts w:ascii="Times New Roman" w:eastAsia="Times New Roman" w:hAnsi="Times New Roman" w:cs="Times New Roman"/>
+                <w:sz w:val="24"/>
+                <w:szCs w:val="24"/>
+                <w:lang w:val="fr-FR" w:eastAsia="fr-FR"/>
               </w:rPr>
             </w:pPr>
             <w:r>
               <w:rPr>
-                <w:rFonts w:ascii="Times New Roman" w:hAnsi="Times New Roman" w:cs="Times New Roman"/>
-                <w:sz w:val="24"/>
-                <w:szCs w:val="24"/>
-              </w:rPr>
-              <w:t xml:space="preserve">Fichier JSON </w:t>
-            </w:r>
-            <w:r>
-              <w:rPr>
-                <w:rFonts w:ascii="Times New Roman" w:hAnsi="Times New Roman" w:cs="Times New Roman"/>
-                <w:sz w:val="24"/>
-                <w:szCs w:val="24"/>
-              </w:rPr>
-              <w:t>manquant ou corrompu</w:t>
+                <w:rFonts w:ascii="Times New Roman" w:eastAsia="Times New Roman" w:hAnsi="Times New Roman" w:cs="Times New Roman"/>
+                <w:sz w:val="24"/>
+                <w:szCs w:val="24"/>
+                <w:lang w:val="fr-FR" w:eastAsia="fr-FR"/>
+              </w:rPr>
+              <w:t>Achat de places avec points</w:t>
             </w:r>
           </w:p>
         </w:tc>
         <w:tc>
           <w:tcPr>
-            <w:tcW w:w="2160" w:type="dxa"/>
+            <w:tcW w:w="2663" w:type="dxa"/>
+            <w:vAlign w:val="center"/>
+            <w:hideMark/>
           </w:tcPr>
           <w:p>
             <w:pPr>
-              <w:rPr>
-                <w:rFonts w:ascii="Times New Roman" w:hAnsi="Times New Roman" w:cs="Times New Roman"/>
-                <w:sz w:val="24"/>
-                <w:szCs w:val="24"/>
+              <w:spacing w:after="0" w:line="240" w:lineRule="auto"/>
+              <w:rPr>
+                <w:rFonts w:ascii="Times New Roman" w:eastAsia="Times New Roman" w:hAnsi="Times New Roman" w:cs="Times New Roman"/>
+                <w:sz w:val="24"/>
+                <w:szCs w:val="24"/>
+                <w:lang w:val="fr-FR" w:eastAsia="fr-FR"/>
               </w:rPr>
             </w:pPr>
             <w:r>
               <w:rPr>
-                <w:rFonts w:ascii="Times New Roman" w:hAnsi="Times New Roman" w:cs="Times New Roman"/>
-                <w:sz w:val="24"/>
-                <w:szCs w:val="24"/>
-              </w:rPr>
-              <w:t>Élevé</w:t>
+                <w:rFonts w:ascii="Times New Roman" w:eastAsia="Times New Roman" w:hAnsi="Times New Roman" w:cs="Times New Roman"/>
+                <w:sz w:val="24"/>
+                <w:szCs w:val="24"/>
+                <w:lang w:val="fr-FR" w:eastAsia="fr-FR"/>
+              </w:rPr>
+              <w:t>Moyenne</w:t>
             </w:r>
           </w:p>
         </w:tc>
         <w:tc>
           <w:tcPr>
-            <w:tcW w:w="2160" w:type="dxa"/>
+            <w:tcW w:w="1907" w:type="dxa"/>
+            <w:vAlign w:val="center"/>
+            <w:hideMark/>
           </w:tcPr>
           <w:p>
             <w:pPr>
-              <w:rPr>
-                <w:rFonts w:ascii="Times New Roman" w:hAnsi="Times New Roman" w:cs="Times New Roman"/>
-                <w:sz w:val="24"/>
-                <w:szCs w:val="24"/>
+              <w:spacing w:after="0" w:line="240" w:lineRule="auto"/>
+              <w:rPr>
+                <w:rFonts w:ascii="Times New Roman" w:eastAsia="Times New Roman" w:hAnsi="Times New Roman" w:cs="Times New Roman"/>
+                <w:sz w:val="24"/>
+                <w:szCs w:val="24"/>
+                <w:lang w:val="fr-FR" w:eastAsia="fr-FR"/>
               </w:rPr>
             </w:pPr>
             <w:r>
               <w:rPr>
-                <w:rFonts w:ascii="Times New Roman" w:hAnsi="Times New Roman" w:cs="Times New Roman"/>
-                <w:sz w:val="24"/>
-                <w:szCs w:val="24"/>
-              </w:rPr>
-              <w:t>Moyenne</w:t>
+                <w:rFonts w:ascii="Times New Roman" w:eastAsia="Times New Roman" w:hAnsi="Times New Roman" w:cs="Times New Roman"/>
+                <w:sz w:val="24"/>
+                <w:szCs w:val="24"/>
+                <w:lang w:val="fr-FR" w:eastAsia="fr-FR"/>
+              </w:rPr>
+              <w:t>Élevé</w:t>
             </w:r>
           </w:p>
         </w:tc>
         <w:tc>
           <w:tcPr>
-            <w:tcW w:w="2160" w:type="dxa"/>
+            <w:tcW w:w="1704" w:type="dxa"/>
+            <w:vAlign w:val="center"/>
+            <w:hideMark/>
           </w:tcPr>
           <w:p>
             <w:pPr>
-              <w:rPr>
-                <w:rFonts w:ascii="Times New Roman" w:hAnsi="Times New Roman" w:cs="Times New Roman"/>
-                <w:sz w:val="24"/>
-                <w:szCs w:val="24"/>
+              <w:spacing w:after="0" w:line="240" w:lineRule="auto"/>
+              <w:rPr>
+                <w:rFonts w:ascii="Times New Roman" w:eastAsia="Times New Roman" w:hAnsi="Times New Roman" w:cs="Times New Roman"/>
+                <w:sz w:val="24"/>
+                <w:szCs w:val="24"/>
+                <w:lang w:val="fr-FR" w:eastAsia="fr-FR"/>
               </w:rPr>
             </w:pPr>
             <w:r>
               <w:rPr>
-                <w:rFonts w:ascii="Times New Roman" w:hAnsi="Times New Roman" w:cs="Times New Roman"/>
-                <w:sz w:val="24"/>
-                <w:szCs w:val="24"/>
-              </w:rPr>
-              <w:t>Vérifier la présence et le format des fichiers avant exécution</w:t>
+                <w:rFonts w:ascii="Times New Roman" w:eastAsia="Times New Roman" w:hAnsi="Times New Roman" w:cs="Times New Roman"/>
+                <w:sz w:val="24"/>
+                <w:szCs w:val="24"/>
+                <w:lang w:val="fr-FR" w:eastAsia="fr-FR"/>
+              </w:rPr>
+              <w:t>Haute</w:t>
             </w:r>
           </w:p>
         </w:tc>
       </w:tr>
       <w:tr>
+        <w:trPr>
+          <w:tblCellSpacing w:w="15" w:type="dxa"/>
+        </w:trPr>
         <w:tc>
           <w:tcPr>
-            <w:tcW w:w="2160" w:type="dxa"/>
+            <w:tcW w:w="5397" w:type="dxa"/>
+            <w:vAlign w:val="center"/>
+            <w:hideMark/>
           </w:tcPr>
           <w:p>
             <w:pPr>
-              <w:rPr>
-                <w:rFonts w:ascii="Times New Roman" w:hAnsi="Times New Roman" w:cs="Times New Roman"/>
-                <w:sz w:val="24"/>
-                <w:szCs w:val="24"/>
+              <w:spacing w:after="0" w:line="240" w:lineRule="auto"/>
+              <w:rPr>
+                <w:rFonts w:ascii="Times New Roman" w:eastAsia="Times New Roman" w:hAnsi="Times New Roman" w:cs="Times New Roman"/>
+                <w:sz w:val="24"/>
+                <w:szCs w:val="24"/>
+                <w:lang w:val="fr-FR" w:eastAsia="fr-FR"/>
               </w:rPr>
             </w:pPr>
             <w:r>
               <w:rPr>
-                <w:rFonts w:ascii="Times New Roman" w:hAnsi="Times New Roman" w:cs="Times New Roman"/>
-                <w:sz w:val="24"/>
-                <w:szCs w:val="24"/>
-              </w:rPr>
-              <w:t>Achat de plus de 12 places</w:t>
+                <w:rFonts w:ascii="Times New Roman" w:eastAsia="Times New Roman" w:hAnsi="Times New Roman" w:cs="Times New Roman"/>
+                <w:sz w:val="24"/>
+                <w:szCs w:val="24"/>
+                <w:lang w:val="fr-FR" w:eastAsia="fr-FR"/>
+              </w:rPr>
+              <w:t>Prévention de la surréservation</w:t>
             </w:r>
           </w:p>
         </w:tc>
         <w:tc>
           <w:tcPr>
-            <w:tcW w:w="2160" w:type="dxa"/>
+            <w:tcW w:w="2663" w:type="dxa"/>
+            <w:vAlign w:val="center"/>
+            <w:hideMark/>
           </w:tcPr>
           <w:p>
             <w:pPr>
-              <w:rPr>
-                <w:rFonts w:ascii="Times New Roman" w:hAnsi="Times New Roman" w:cs="Times New Roman"/>
-                <w:sz w:val="24"/>
-                <w:szCs w:val="24"/>
+              <w:spacing w:after="0" w:line="240" w:lineRule="auto"/>
+              <w:rPr>
+                <w:rFonts w:ascii="Times New Roman" w:eastAsia="Times New Roman" w:hAnsi="Times New Roman" w:cs="Times New Roman"/>
+                <w:sz w:val="24"/>
+                <w:szCs w:val="24"/>
+                <w:lang w:val="fr-FR" w:eastAsia="fr-FR"/>
               </w:rPr>
             </w:pPr>
             <w:r>
               <w:rPr>
-                <w:rFonts w:ascii="Times New Roman" w:hAnsi="Times New Roman" w:cs="Times New Roman"/>
-                <w:sz w:val="24"/>
-                <w:szCs w:val="24"/>
-              </w:rPr>
-              <w:t>Moyen</w:t>
+                <w:rFonts w:ascii="Times New Roman" w:eastAsia="Times New Roman" w:hAnsi="Times New Roman" w:cs="Times New Roman"/>
+                <w:sz w:val="24"/>
+                <w:szCs w:val="24"/>
+                <w:lang w:val="fr-FR" w:eastAsia="fr-FR"/>
+              </w:rPr>
+              <w:t>Moyenne</w:t>
             </w:r>
           </w:p>
         </w:tc>
         <w:tc>
           <w:tcPr>
-            <w:tcW w:w="2160" w:type="dxa"/>
+            <w:tcW w:w="1907" w:type="dxa"/>
+            <w:vAlign w:val="center"/>
+            <w:hideMark/>
           </w:tcPr>
           <w:p>
             <w:pPr>
-              <w:rPr>
-                <w:rFonts w:ascii="Times New Roman" w:hAnsi="Times New Roman" w:cs="Times New Roman"/>
-                <w:sz w:val="24"/>
-                <w:szCs w:val="24"/>
+              <w:spacing w:after="0" w:line="240" w:lineRule="auto"/>
+              <w:rPr>
+                <w:rFonts w:ascii="Times New Roman" w:eastAsia="Times New Roman" w:hAnsi="Times New Roman" w:cs="Times New Roman"/>
+                <w:sz w:val="24"/>
+                <w:szCs w:val="24"/>
+                <w:lang w:val="fr-FR" w:eastAsia="fr-FR"/>
               </w:rPr>
             </w:pPr>
             <w:r>
               <w:rPr>
-                <w:rFonts w:ascii="Times New Roman" w:hAnsi="Times New Roman" w:cs="Times New Roman"/>
-                <w:sz w:val="24"/>
-                <w:szCs w:val="24"/>
-              </w:rPr>
-              <w:t>Moyenne</w:t>
+                <w:rFonts w:ascii="Times New Roman" w:eastAsia="Times New Roman" w:hAnsi="Times New Roman" w:cs="Times New Roman"/>
+                <w:sz w:val="24"/>
+                <w:szCs w:val="24"/>
+                <w:lang w:val="fr-FR" w:eastAsia="fr-FR"/>
+              </w:rPr>
+              <w:t>Élevé</w:t>
             </w:r>
           </w:p>
         </w:tc>
         <w:tc>
           <w:tcPr>
-            <w:tcW w:w="2160" w:type="dxa"/>
+            <w:tcW w:w="1704" w:type="dxa"/>
+            <w:vAlign w:val="center"/>
+            <w:hideMark/>
           </w:tcPr>
           <w:p>
             <w:pPr>
-              <w:rPr>
-                <w:rFonts w:ascii="Times New Roman" w:hAnsi="Times New Roman" w:cs="Times New Roman"/>
-                <w:sz w:val="24"/>
-                <w:szCs w:val="24"/>
+              <w:spacing w:after="0" w:line="240" w:lineRule="auto"/>
+              <w:rPr>
+                <w:rFonts w:ascii="Times New Roman" w:eastAsia="Times New Roman" w:hAnsi="Times New Roman" w:cs="Times New Roman"/>
+                <w:sz w:val="24"/>
+                <w:szCs w:val="24"/>
+                <w:lang w:val="fr-FR" w:eastAsia="fr-FR"/>
               </w:rPr>
             </w:pPr>
             <w:r>
               <w:rPr>
-                <w:rFonts w:ascii="Times New Roman" w:hAnsi="Times New Roman" w:cs="Times New Roman"/>
-                <w:sz w:val="24"/>
-                <w:szCs w:val="24"/>
-              </w:rPr>
-              <w:t>Limiter l’achat et afficher un message d’erreur</w:t>
+                <w:rFonts w:ascii="Times New Roman" w:eastAsia="Times New Roman" w:hAnsi="Times New Roman" w:cs="Times New Roman"/>
+                <w:sz w:val="24"/>
+                <w:szCs w:val="24"/>
+                <w:lang w:val="fr-FR" w:eastAsia="fr-FR"/>
+              </w:rPr>
+              <w:t>Haute</w:t>
             </w:r>
           </w:p>
         </w:tc>
       </w:tr>
       <w:tr>
+        <w:trPr>
+          <w:tblCellSpacing w:w="15" w:type="dxa"/>
+        </w:trPr>
         <w:tc>
           <w:tcPr>
-            <w:tcW w:w="2160" w:type="dxa"/>
+            <w:tcW w:w="5397" w:type="dxa"/>
+            <w:vAlign w:val="center"/>
+            <w:hideMark/>
           </w:tcPr>
           <w:p>
             <w:pPr>
-              <w:rPr>
-                <w:rFonts w:ascii="Times New Roman" w:hAnsi="Times New Roman" w:cs="Times New Roman"/>
-                <w:sz w:val="24"/>
-                <w:szCs w:val="24"/>
+              <w:spacing w:after="0" w:line="240" w:lineRule="auto"/>
+              <w:rPr>
+                <w:rFonts w:ascii="Times New Roman" w:eastAsia="Times New Roman" w:hAnsi="Times New Roman" w:cs="Times New Roman"/>
+                <w:sz w:val="24"/>
+                <w:szCs w:val="24"/>
+                <w:lang w:val="fr-FR" w:eastAsia="fr-FR"/>
               </w:rPr>
             </w:pPr>
             <w:r>
               <w:rPr>
-                <w:rFonts w:ascii="Times New Roman" w:hAnsi="Times New Roman" w:cs="Times New Roman"/>
-                <w:sz w:val="24"/>
-                <w:szCs w:val="24"/>
-              </w:rPr>
-              <w:t xml:space="preserve">Modification concurrente des </w:t>
-            </w:r>
-            <w:r>
-              <w:rPr>
-                <w:rFonts w:ascii="Times New Roman" w:hAnsi="Times New Roman" w:cs="Times New Roman"/>
-                <w:sz w:val="24"/>
-                <w:szCs w:val="24"/>
-              </w:rPr>
-              <w:lastRenderedPageBreak/>
-              <w:t>points du club</w:t>
+                <w:rFonts w:ascii="Times New Roman" w:eastAsia="Times New Roman" w:hAnsi="Times New Roman" w:cs="Times New Roman"/>
+                <w:sz w:val="24"/>
+                <w:szCs w:val="24"/>
+                <w:lang w:val="fr-FR" w:eastAsia="fr-FR"/>
+              </w:rPr>
+              <w:t>Tableau des points pour tous les clubs</w:t>
             </w:r>
           </w:p>
         </w:tc>
         <w:tc>
           <w:tcPr>
-            <w:tcW w:w="2160" w:type="dxa"/>
+            <w:tcW w:w="2663" w:type="dxa"/>
+            <w:vAlign w:val="center"/>
+            <w:hideMark/>
           </w:tcPr>
           <w:p>
             <w:pPr>
-              <w:rPr>
-                <w:rFonts w:ascii="Times New Roman" w:hAnsi="Times New Roman" w:cs="Times New Roman"/>
-                <w:sz w:val="24"/>
-                <w:szCs w:val="24"/>
+              <w:spacing w:after="0" w:line="240" w:lineRule="auto"/>
+              <w:rPr>
+                <w:rFonts w:ascii="Times New Roman" w:eastAsia="Times New Roman" w:hAnsi="Times New Roman" w:cs="Times New Roman"/>
+                <w:sz w:val="24"/>
+                <w:szCs w:val="24"/>
+                <w:lang w:val="fr-FR" w:eastAsia="fr-FR"/>
               </w:rPr>
             </w:pPr>
             <w:r>
               <w:rPr>
-                <w:rFonts w:ascii="Times New Roman" w:hAnsi="Times New Roman" w:cs="Times New Roman"/>
-                <w:sz w:val="24"/>
-                <w:szCs w:val="24"/>
-              </w:rPr>
-              <w:lastRenderedPageBreak/>
-              <w:t>Élevé</w:t>
+                <w:rFonts w:ascii="Times New Roman" w:eastAsia="Times New Roman" w:hAnsi="Times New Roman" w:cs="Times New Roman"/>
+                <w:sz w:val="24"/>
+                <w:szCs w:val="24"/>
+                <w:lang w:val="fr-FR" w:eastAsia="fr-FR"/>
+              </w:rPr>
+              <w:t>Faible</w:t>
             </w:r>
           </w:p>
         </w:tc>
         <w:tc>
           <w:tcPr>
-            <w:tcW w:w="2160" w:type="dxa"/>
+            <w:tcW w:w="1907" w:type="dxa"/>
+            <w:vAlign w:val="center"/>
+            <w:hideMark/>
           </w:tcPr>
           <w:p>
             <w:pPr>
-              <w:rPr>
-                <w:rFonts w:ascii="Times New Roman" w:hAnsi="Times New Roman" w:cs="Times New Roman"/>
-                <w:sz w:val="24"/>
-                <w:szCs w:val="24"/>
+              <w:spacing w:after="0" w:line="240" w:lineRule="auto"/>
+              <w:rPr>
+                <w:rFonts w:ascii="Times New Roman" w:eastAsia="Times New Roman" w:hAnsi="Times New Roman" w:cs="Times New Roman"/>
+                <w:sz w:val="24"/>
+                <w:szCs w:val="24"/>
+                <w:lang w:val="fr-FR" w:eastAsia="fr-FR"/>
               </w:rPr>
             </w:pPr>
             <w:r>
               <w:rPr>
-                <w:rFonts w:ascii="Times New Roman" w:hAnsi="Times New Roman" w:cs="Times New Roman"/>
-                <w:sz w:val="24"/>
-                <w:szCs w:val="24"/>
-              </w:rPr>
-              <w:t>Faible</w:t>
+                <w:rFonts w:ascii="Times New Roman" w:eastAsia="Times New Roman" w:hAnsi="Times New Roman" w:cs="Times New Roman"/>
+                <w:sz w:val="24"/>
+                <w:szCs w:val="24"/>
+                <w:lang w:val="fr-FR" w:eastAsia="fr-FR"/>
+              </w:rPr>
+              <w:t>Moyen</w:t>
             </w:r>
           </w:p>
         </w:tc>
         <w:tc>
           <w:tcPr>
-            <w:tcW w:w="2160" w:type="dxa"/>
+            <w:tcW w:w="1704" w:type="dxa"/>
+            <w:vAlign w:val="center"/>
+            <w:hideMark/>
           </w:tcPr>
           <w:p>
             <w:pPr>
-              <w:rPr>
-                <w:rFonts w:ascii="Times New Roman" w:hAnsi="Times New Roman" w:cs="Times New Roman"/>
-                <w:sz w:val="24"/>
-                <w:szCs w:val="24"/>
+              <w:spacing w:after="0" w:line="240" w:lineRule="auto"/>
+              <w:rPr>
+                <w:rFonts w:ascii="Times New Roman" w:eastAsia="Times New Roman" w:hAnsi="Times New Roman" w:cs="Times New Roman"/>
+                <w:sz w:val="24"/>
+                <w:szCs w:val="24"/>
+                <w:lang w:val="fr-FR" w:eastAsia="fr-FR"/>
               </w:rPr>
             </w:pPr>
             <w:r>
               <w:rPr>
-                <w:rFonts w:ascii="Times New Roman" w:hAnsi="Times New Roman" w:cs="Times New Roman"/>
-                <w:sz w:val="24"/>
-                <w:szCs w:val="24"/>
-              </w:rPr>
-              <w:t xml:space="preserve">Ajouter </w:t>
-            </w:r>
-            <w:r>
-              <w:rPr>
-                <w:rFonts w:ascii="Times New Roman" w:hAnsi="Times New Roman" w:cs="Times New Roman"/>
-                <w:sz w:val="24"/>
-                <w:szCs w:val="24"/>
-              </w:rPr>
-              <w:t xml:space="preserve">des tests de cohérence après </w:t>
-            </w:r>
-            <w:r>
-              <w:rPr>
-                <w:rFonts w:ascii="Times New Roman" w:hAnsi="Times New Roman" w:cs="Times New Roman"/>
-                <w:sz w:val="24"/>
-                <w:szCs w:val="24"/>
-              </w:rPr>
-              <w:lastRenderedPageBreak/>
-              <w:t>mise à jour</w:t>
+                <w:rFonts w:ascii="Times New Roman" w:eastAsia="Times New Roman" w:hAnsi="Times New Roman" w:cs="Times New Roman"/>
+                <w:sz w:val="24"/>
+                <w:szCs w:val="24"/>
+                <w:lang w:val="fr-FR" w:eastAsia="fr-FR"/>
+              </w:rPr>
+              <w:t>Moyenne</w:t>
             </w:r>
           </w:p>
         </w:tc>
       </w:tr>
       <w:tr>
+        <w:trPr>
+          <w:tblCellSpacing w:w="15" w:type="dxa"/>
+        </w:trPr>
         <w:tc>
           <w:tcPr>
-            <w:tcW w:w="2160" w:type="dxa"/>
+            <w:tcW w:w="5397" w:type="dxa"/>
+            <w:vAlign w:val="center"/>
+            <w:hideMark/>
           </w:tcPr>
           <w:p>
             <w:pPr>
-              <w:rPr>
-                <w:rFonts w:ascii="Times New Roman" w:hAnsi="Times New Roman" w:cs="Times New Roman"/>
-                <w:sz w:val="24"/>
-                <w:szCs w:val="24"/>
+              <w:spacing w:after="0" w:line="240" w:lineRule="auto"/>
+              <w:rPr>
+                <w:rFonts w:ascii="Times New Roman" w:eastAsia="Times New Roman" w:hAnsi="Times New Roman" w:cs="Times New Roman"/>
+                <w:sz w:val="24"/>
+                <w:szCs w:val="24"/>
+                <w:lang w:val="fr-FR" w:eastAsia="fr-FR"/>
               </w:rPr>
             </w:pPr>
             <w:r>
               <w:rPr>
-                <w:rFonts w:ascii="Times New Roman" w:hAnsi="Times New Roman" w:cs="Times New Roman"/>
-                <w:sz w:val="24"/>
-                <w:szCs w:val="24"/>
-              </w:rPr>
-              <w:lastRenderedPageBreak/>
-              <w:t>Mauvaise redirection après déconnexion</w:t>
+                <w:rFonts w:ascii="Times New Roman" w:eastAsia="Times New Roman" w:hAnsi="Times New Roman" w:cs="Times New Roman"/>
+                <w:sz w:val="24"/>
+                <w:szCs w:val="24"/>
+                <w:lang w:val="fr-FR" w:eastAsia="fr-FR"/>
+              </w:rPr>
+              <w:t>Prototype en niveaux de gris</w:t>
             </w:r>
           </w:p>
         </w:tc>
         <w:tc>
           <w:tcPr>
-            <w:tcW w:w="2160" w:type="dxa"/>
+            <w:tcW w:w="2663" w:type="dxa"/>
+            <w:vAlign w:val="center"/>
+            <w:hideMark/>
           </w:tcPr>
           <w:p>
             <w:pPr>
-              <w:rPr>
-                <w:rFonts w:ascii="Times New Roman" w:hAnsi="Times New Roman" w:cs="Times New Roman"/>
-                <w:sz w:val="24"/>
-                <w:szCs w:val="24"/>
+              <w:spacing w:after="0" w:line="240" w:lineRule="auto"/>
+              <w:rPr>
+                <w:rFonts w:ascii="Times New Roman" w:eastAsia="Times New Roman" w:hAnsi="Times New Roman" w:cs="Times New Roman"/>
+                <w:sz w:val="24"/>
+                <w:szCs w:val="24"/>
+                <w:lang w:val="fr-FR" w:eastAsia="fr-FR"/>
               </w:rPr>
             </w:pPr>
             <w:r>
               <w:rPr>
-                <w:rFonts w:ascii="Times New Roman" w:hAnsi="Times New Roman" w:cs="Times New Roman"/>
-                <w:sz w:val="24"/>
-                <w:szCs w:val="24"/>
-              </w:rPr>
-              <w:t>Moyen</w:t>
+                <w:rFonts w:ascii="Times New Roman" w:eastAsia="Times New Roman" w:hAnsi="Times New Roman" w:cs="Times New Roman"/>
+                <w:sz w:val="24"/>
+                <w:szCs w:val="24"/>
+                <w:lang w:val="fr-FR" w:eastAsia="fr-FR"/>
+              </w:rPr>
+              <w:t>Faible</w:t>
             </w:r>
           </w:p>
         </w:tc>
         <w:tc>
           <w:tcPr>
-            <w:tcW w:w="2160" w:type="dxa"/>
+            <w:tcW w:w="1907" w:type="dxa"/>
+            <w:vAlign w:val="center"/>
+            <w:hideMark/>
           </w:tcPr>
           <w:p>
             <w:pPr>
-              <w:rPr>
-                <w:rFonts w:ascii="Times New Roman" w:hAnsi="Times New Roman" w:cs="Times New Roman"/>
-                <w:sz w:val="24"/>
-                <w:szCs w:val="24"/>
+              <w:spacing w:after="0" w:line="240" w:lineRule="auto"/>
+              <w:rPr>
+                <w:rFonts w:ascii="Times New Roman" w:eastAsia="Times New Roman" w:hAnsi="Times New Roman" w:cs="Times New Roman"/>
+                <w:sz w:val="24"/>
+                <w:szCs w:val="24"/>
+                <w:lang w:val="fr-FR" w:eastAsia="fr-FR"/>
               </w:rPr>
             </w:pPr>
             <w:r>
               <w:rPr>
-                <w:rFonts w:ascii="Times New Roman" w:hAnsi="Times New Roman" w:cs="Times New Roman"/>
-                <w:sz w:val="24"/>
-                <w:szCs w:val="24"/>
+                <w:rFonts w:ascii="Times New Roman" w:eastAsia="Times New Roman" w:hAnsi="Times New Roman" w:cs="Times New Roman"/>
+                <w:sz w:val="24"/>
+                <w:szCs w:val="24"/>
+                <w:lang w:val="fr-FR" w:eastAsia="fr-FR"/>
               </w:rPr>
               <w:t>Faible</w:t>
             </w:r>
@@ -5099,23 +5341,1159 @@
         </w:tc>
         <w:tc>
           <w:tcPr>
-            <w:tcW w:w="2160" w:type="dxa"/>
+            <w:tcW w:w="1704" w:type="dxa"/>
+            <w:vAlign w:val="center"/>
+            <w:hideMark/>
           </w:tcPr>
           <w:p>
             <w:pPr>
-              <w:rPr>
-                <w:rFonts w:ascii="Times New Roman" w:hAnsi="Times New Roman" w:cs="Times New Roman"/>
-                <w:sz w:val="24"/>
-                <w:szCs w:val="24"/>
+              <w:spacing w:after="0" w:line="240" w:lineRule="auto"/>
+              <w:rPr>
+                <w:rFonts w:ascii="Times New Roman" w:eastAsia="Times New Roman" w:hAnsi="Times New Roman" w:cs="Times New Roman"/>
+                <w:sz w:val="24"/>
+                <w:szCs w:val="24"/>
+                <w:lang w:val="fr-FR" w:eastAsia="fr-FR"/>
               </w:rPr>
             </w:pPr>
             <w:r>
               <w:rPr>
-                <w:rFonts w:ascii="Times New Roman" w:hAnsi="Times New Roman" w:cs="Times New Roman"/>
-                <w:sz w:val="24"/>
-                <w:szCs w:val="24"/>
-              </w:rPr>
-              <w:t>Tester systématiquement le flux logout</w:t>
+                <w:rFonts w:ascii="Times New Roman" w:eastAsia="Times New Roman" w:hAnsi="Times New Roman" w:cs="Times New Roman"/>
+                <w:sz w:val="24"/>
+                <w:szCs w:val="24"/>
+                <w:lang w:val="fr-FR" w:eastAsia="fr-FR"/>
+              </w:rPr>
+              <w:t>Basse</w:t>
+            </w:r>
+          </w:p>
+        </w:tc>
+      </w:tr>
+      <w:tr>
+        <w:trPr>
+          <w:tblCellSpacing w:w="15" w:type="dxa"/>
+        </w:trPr>
+        <w:tc>
+          <w:tcPr>
+            <w:tcW w:w="5397" w:type="dxa"/>
+            <w:vAlign w:val="center"/>
+            <w:hideMark/>
+          </w:tcPr>
+          <w:p>
+            <w:pPr>
+              <w:spacing w:after="0" w:line="240" w:lineRule="auto"/>
+              <w:rPr>
+                <w:rFonts w:ascii="Times New Roman" w:eastAsia="Times New Roman" w:hAnsi="Times New Roman" w:cs="Times New Roman"/>
+                <w:sz w:val="24"/>
+                <w:szCs w:val="24"/>
+                <w:lang w:val="fr-FR" w:eastAsia="fr-FR"/>
+              </w:rPr>
+            </w:pPr>
+            <w:r>
+              <w:rPr>
+                <w:rFonts w:ascii="Times New Roman" w:eastAsia="Times New Roman" w:hAnsi="Times New Roman" w:cs="Times New Roman"/>
+                <w:sz w:val="24"/>
+                <w:szCs w:val="24"/>
+                <w:lang w:val="fr-FR" w:eastAsia="fr-FR"/>
+              </w:rPr>
+              <w:t>Authentification et session</w:t>
+            </w:r>
+          </w:p>
+        </w:tc>
+        <w:tc>
+          <w:tcPr>
+            <w:tcW w:w="2663" w:type="dxa"/>
+            <w:vAlign w:val="center"/>
+            <w:hideMark/>
+          </w:tcPr>
+          <w:p>
+            <w:pPr>
+              <w:spacing w:after="0" w:line="240" w:lineRule="auto"/>
+              <w:rPr>
+                <w:rFonts w:ascii="Times New Roman" w:eastAsia="Times New Roman" w:hAnsi="Times New Roman" w:cs="Times New Roman"/>
+                <w:sz w:val="24"/>
+                <w:szCs w:val="24"/>
+                <w:lang w:val="fr-FR" w:eastAsia="fr-FR"/>
+              </w:rPr>
+            </w:pPr>
+            <w:r>
+              <w:rPr>
+                <w:rFonts w:ascii="Times New Roman" w:eastAsia="Times New Roman" w:hAnsi="Times New Roman" w:cs="Times New Roman"/>
+                <w:sz w:val="24"/>
+                <w:szCs w:val="24"/>
+                <w:lang w:val="fr-FR" w:eastAsia="fr-FR"/>
+              </w:rPr>
+              <w:t>Moyenne</w:t>
+            </w:r>
+          </w:p>
+        </w:tc>
+        <w:tc>
+          <w:tcPr>
+            <w:tcW w:w="1907" w:type="dxa"/>
+            <w:vAlign w:val="center"/>
+            <w:hideMark/>
+          </w:tcPr>
+          <w:p>
+            <w:pPr>
+              <w:spacing w:after="0" w:line="240" w:lineRule="auto"/>
+              <w:rPr>
+                <w:rFonts w:ascii="Times New Roman" w:eastAsia="Times New Roman" w:hAnsi="Times New Roman" w:cs="Times New Roman"/>
+                <w:sz w:val="24"/>
+                <w:szCs w:val="24"/>
+                <w:lang w:val="fr-FR" w:eastAsia="fr-FR"/>
+              </w:rPr>
+            </w:pPr>
+            <w:r>
+              <w:rPr>
+                <w:rFonts w:ascii="Times New Roman" w:eastAsia="Times New Roman" w:hAnsi="Times New Roman" w:cs="Times New Roman"/>
+                <w:sz w:val="24"/>
+                <w:szCs w:val="24"/>
+                <w:lang w:val="fr-FR" w:eastAsia="fr-FR"/>
+              </w:rPr>
+              <w:t>Élevé</w:t>
+            </w:r>
+          </w:p>
+        </w:tc>
+        <w:tc>
+          <w:tcPr>
+            <w:tcW w:w="1704" w:type="dxa"/>
+            <w:vAlign w:val="center"/>
+            <w:hideMark/>
+          </w:tcPr>
+          <w:p>
+            <w:pPr>
+              <w:spacing w:after="0" w:line="240" w:lineRule="auto"/>
+              <w:rPr>
+                <w:rFonts w:ascii="Times New Roman" w:eastAsia="Times New Roman" w:hAnsi="Times New Roman" w:cs="Times New Roman"/>
+                <w:sz w:val="24"/>
+                <w:szCs w:val="24"/>
+                <w:lang w:val="fr-FR" w:eastAsia="fr-FR"/>
+              </w:rPr>
+            </w:pPr>
+            <w:r>
+              <w:rPr>
+                <w:rFonts w:ascii="Times New Roman" w:eastAsia="Times New Roman" w:hAnsi="Times New Roman" w:cs="Times New Roman"/>
+                <w:sz w:val="24"/>
+                <w:szCs w:val="24"/>
+                <w:lang w:val="fr-FR" w:eastAsia="fr-FR"/>
+              </w:rPr>
+              <w:t>Haute</w:t>
+            </w:r>
+          </w:p>
+        </w:tc>
+      </w:tr>
+      <w:tr>
+        <w:trPr>
+          <w:tblCellSpacing w:w="15" w:type="dxa"/>
+        </w:trPr>
+        <w:tc>
+          <w:tcPr>
+            <w:tcW w:w="5397" w:type="dxa"/>
+            <w:vAlign w:val="center"/>
+            <w:hideMark/>
+          </w:tcPr>
+          <w:p>
+            <w:pPr>
+              <w:spacing w:after="0" w:line="240" w:lineRule="auto"/>
+              <w:rPr>
+                <w:rFonts w:ascii="Times New Roman" w:eastAsia="Times New Roman" w:hAnsi="Times New Roman" w:cs="Times New Roman"/>
+                <w:sz w:val="24"/>
+                <w:szCs w:val="24"/>
+                <w:lang w:val="fr-FR" w:eastAsia="fr-FR"/>
+              </w:rPr>
+            </w:pPr>
+            <w:r>
+              <w:rPr>
+                <w:rFonts w:ascii="Times New Roman" w:eastAsia="Times New Roman" w:hAnsi="Times New Roman" w:cs="Times New Roman"/>
+                <w:sz w:val="24"/>
+                <w:szCs w:val="24"/>
+                <w:lang w:val="fr-FR" w:eastAsia="fr-FR"/>
+              </w:rPr>
+              <w:t>Liste des compétitions</w:t>
+            </w:r>
+          </w:p>
+        </w:tc>
+        <w:tc>
+          <w:tcPr>
+            <w:tcW w:w="2663" w:type="dxa"/>
+            <w:vAlign w:val="center"/>
+            <w:hideMark/>
+          </w:tcPr>
+          <w:p>
+            <w:pPr>
+              <w:spacing w:after="0" w:line="240" w:lineRule="auto"/>
+              <w:rPr>
+                <w:rFonts w:ascii="Times New Roman" w:eastAsia="Times New Roman" w:hAnsi="Times New Roman" w:cs="Times New Roman"/>
+                <w:sz w:val="24"/>
+                <w:szCs w:val="24"/>
+                <w:lang w:val="fr-FR" w:eastAsia="fr-FR"/>
+              </w:rPr>
+            </w:pPr>
+            <w:r>
+              <w:rPr>
+                <w:rFonts w:ascii="Times New Roman" w:eastAsia="Times New Roman" w:hAnsi="Times New Roman" w:cs="Times New Roman"/>
+                <w:sz w:val="24"/>
+                <w:szCs w:val="24"/>
+                <w:lang w:val="fr-FR" w:eastAsia="fr-FR"/>
+              </w:rPr>
+              <w:t>Faible</w:t>
+            </w:r>
+          </w:p>
+        </w:tc>
+        <w:tc>
+          <w:tcPr>
+            <w:tcW w:w="1907" w:type="dxa"/>
+            <w:vAlign w:val="center"/>
+            <w:hideMark/>
+          </w:tcPr>
+          <w:p>
+            <w:pPr>
+              <w:spacing w:after="0" w:line="240" w:lineRule="auto"/>
+              <w:rPr>
+                <w:rFonts w:ascii="Times New Roman" w:eastAsia="Times New Roman" w:hAnsi="Times New Roman" w:cs="Times New Roman"/>
+                <w:sz w:val="24"/>
+                <w:szCs w:val="24"/>
+                <w:lang w:val="fr-FR" w:eastAsia="fr-FR"/>
+              </w:rPr>
+            </w:pPr>
+            <w:r>
+              <w:rPr>
+                <w:rFonts w:ascii="Times New Roman" w:eastAsia="Times New Roman" w:hAnsi="Times New Roman" w:cs="Times New Roman"/>
+                <w:sz w:val="24"/>
+                <w:szCs w:val="24"/>
+                <w:lang w:val="fr-FR" w:eastAsia="fr-FR"/>
+              </w:rPr>
+              <w:t>Moyen</w:t>
+            </w:r>
+          </w:p>
+        </w:tc>
+        <w:tc>
+          <w:tcPr>
+            <w:tcW w:w="1704" w:type="dxa"/>
+            <w:vAlign w:val="center"/>
+            <w:hideMark/>
+          </w:tcPr>
+          <w:p>
+            <w:pPr>
+              <w:spacing w:after="0" w:line="240" w:lineRule="auto"/>
+              <w:rPr>
+                <w:rFonts w:ascii="Times New Roman" w:eastAsia="Times New Roman" w:hAnsi="Times New Roman" w:cs="Times New Roman"/>
+                <w:sz w:val="24"/>
+                <w:szCs w:val="24"/>
+                <w:lang w:val="fr-FR" w:eastAsia="fr-FR"/>
+              </w:rPr>
+            </w:pPr>
+            <w:r>
+              <w:rPr>
+                <w:rFonts w:ascii="Times New Roman" w:eastAsia="Times New Roman" w:hAnsi="Times New Roman" w:cs="Times New Roman"/>
+                <w:sz w:val="24"/>
+                <w:szCs w:val="24"/>
+                <w:lang w:val="fr-FR" w:eastAsia="fr-FR"/>
+              </w:rPr>
+              <w:t>Moyenne</w:t>
+            </w:r>
+          </w:p>
+        </w:tc>
+      </w:tr>
+      <w:tr>
+        <w:trPr>
+          <w:tblCellSpacing w:w="15" w:type="dxa"/>
+        </w:trPr>
+        <w:tc>
+          <w:tcPr>
+            <w:tcW w:w="5397" w:type="dxa"/>
+            <w:vAlign w:val="center"/>
+            <w:hideMark/>
+          </w:tcPr>
+          <w:p>
+            <w:pPr>
+              <w:spacing w:after="0" w:line="240" w:lineRule="auto"/>
+              <w:rPr>
+                <w:rFonts w:ascii="Times New Roman" w:eastAsia="Times New Roman" w:hAnsi="Times New Roman" w:cs="Times New Roman"/>
+                <w:sz w:val="24"/>
+                <w:szCs w:val="24"/>
+                <w:lang w:val="fr-FR" w:eastAsia="fr-FR"/>
+              </w:rPr>
+            </w:pPr>
+            <w:r>
+              <w:rPr>
+                <w:rFonts w:ascii="Times New Roman" w:eastAsia="Times New Roman" w:hAnsi="Times New Roman" w:cs="Times New Roman"/>
+                <w:sz w:val="24"/>
+                <w:szCs w:val="24"/>
+                <w:lang w:val="fr-FR" w:eastAsia="fr-FR"/>
+              </w:rPr>
+              <w:t>Sélection d’une compétition</w:t>
+            </w:r>
+          </w:p>
+        </w:tc>
+        <w:tc>
+          <w:tcPr>
+            <w:tcW w:w="2663" w:type="dxa"/>
+            <w:vAlign w:val="center"/>
+            <w:hideMark/>
+          </w:tcPr>
+          <w:p>
+            <w:pPr>
+              <w:spacing w:after="0" w:line="240" w:lineRule="auto"/>
+              <w:rPr>
+                <w:rFonts w:ascii="Times New Roman" w:eastAsia="Times New Roman" w:hAnsi="Times New Roman" w:cs="Times New Roman"/>
+                <w:sz w:val="24"/>
+                <w:szCs w:val="24"/>
+                <w:lang w:val="fr-FR" w:eastAsia="fr-FR"/>
+              </w:rPr>
+            </w:pPr>
+            <w:r>
+              <w:rPr>
+                <w:rFonts w:ascii="Times New Roman" w:eastAsia="Times New Roman" w:hAnsi="Times New Roman" w:cs="Times New Roman"/>
+                <w:sz w:val="24"/>
+                <w:szCs w:val="24"/>
+                <w:lang w:val="fr-FR" w:eastAsia="fr-FR"/>
+              </w:rPr>
+              <w:t>Faible</w:t>
+            </w:r>
+          </w:p>
+        </w:tc>
+        <w:tc>
+          <w:tcPr>
+            <w:tcW w:w="1907" w:type="dxa"/>
+            <w:vAlign w:val="center"/>
+            <w:hideMark/>
+          </w:tcPr>
+          <w:p>
+            <w:pPr>
+              <w:spacing w:after="0" w:line="240" w:lineRule="auto"/>
+              <w:rPr>
+                <w:rFonts w:ascii="Times New Roman" w:eastAsia="Times New Roman" w:hAnsi="Times New Roman" w:cs="Times New Roman"/>
+                <w:sz w:val="24"/>
+                <w:szCs w:val="24"/>
+                <w:lang w:val="fr-FR" w:eastAsia="fr-FR"/>
+              </w:rPr>
+            </w:pPr>
+            <w:r>
+              <w:rPr>
+                <w:rFonts w:ascii="Times New Roman" w:eastAsia="Times New Roman" w:hAnsi="Times New Roman" w:cs="Times New Roman"/>
+                <w:sz w:val="24"/>
+                <w:szCs w:val="24"/>
+                <w:lang w:val="fr-FR" w:eastAsia="fr-FR"/>
+              </w:rPr>
+              <w:t>Moyen</w:t>
+            </w:r>
+          </w:p>
+        </w:tc>
+        <w:tc>
+          <w:tcPr>
+            <w:tcW w:w="1704" w:type="dxa"/>
+            <w:vAlign w:val="center"/>
+            <w:hideMark/>
+          </w:tcPr>
+          <w:p>
+            <w:pPr>
+              <w:spacing w:after="0" w:line="240" w:lineRule="auto"/>
+              <w:rPr>
+                <w:rFonts w:ascii="Times New Roman" w:eastAsia="Times New Roman" w:hAnsi="Times New Roman" w:cs="Times New Roman"/>
+                <w:sz w:val="24"/>
+                <w:szCs w:val="24"/>
+                <w:lang w:val="fr-FR" w:eastAsia="fr-FR"/>
+              </w:rPr>
+            </w:pPr>
+            <w:r>
+              <w:rPr>
+                <w:rFonts w:ascii="Times New Roman" w:eastAsia="Times New Roman" w:hAnsi="Times New Roman" w:cs="Times New Roman"/>
+                <w:sz w:val="24"/>
+                <w:szCs w:val="24"/>
+                <w:lang w:val="fr-FR" w:eastAsia="fr-FR"/>
+              </w:rPr>
+              <w:t>Moyenne</w:t>
+            </w:r>
+          </w:p>
+        </w:tc>
+      </w:tr>
+      <w:tr>
+        <w:trPr>
+          <w:tblCellSpacing w:w="15" w:type="dxa"/>
+        </w:trPr>
+        <w:tc>
+          <w:tcPr>
+            <w:tcW w:w="5397" w:type="dxa"/>
+            <w:vAlign w:val="center"/>
+            <w:hideMark/>
+          </w:tcPr>
+          <w:p>
+            <w:pPr>
+              <w:spacing w:after="0" w:line="240" w:lineRule="auto"/>
+              <w:rPr>
+                <w:rFonts w:ascii="Times New Roman" w:eastAsia="Times New Roman" w:hAnsi="Times New Roman" w:cs="Times New Roman"/>
+                <w:sz w:val="24"/>
+                <w:szCs w:val="24"/>
+                <w:lang w:val="fr-FR" w:eastAsia="fr-FR"/>
+              </w:rPr>
+            </w:pPr>
+            <w:r>
+              <w:rPr>
+                <w:rFonts w:ascii="Times New Roman" w:eastAsia="Times New Roman" w:hAnsi="Times New Roman" w:cs="Times New Roman"/>
+                <w:sz w:val="24"/>
+                <w:szCs w:val="24"/>
+                <w:lang w:val="fr-FR" w:eastAsia="fr-FR"/>
+              </w:rPr>
+              <w:t>Confirmation/erreur d’achat</w:t>
+            </w:r>
+          </w:p>
+        </w:tc>
+        <w:tc>
+          <w:tcPr>
+            <w:tcW w:w="2663" w:type="dxa"/>
+            <w:vAlign w:val="center"/>
+            <w:hideMark/>
+          </w:tcPr>
+          <w:p>
+            <w:pPr>
+              <w:spacing w:after="0" w:line="240" w:lineRule="auto"/>
+              <w:rPr>
+                <w:rFonts w:ascii="Times New Roman" w:eastAsia="Times New Roman" w:hAnsi="Times New Roman" w:cs="Times New Roman"/>
+                <w:sz w:val="24"/>
+                <w:szCs w:val="24"/>
+                <w:lang w:val="fr-FR" w:eastAsia="fr-FR"/>
+              </w:rPr>
+            </w:pPr>
+            <w:r>
+              <w:rPr>
+                <w:rFonts w:ascii="Times New Roman" w:eastAsia="Times New Roman" w:hAnsi="Times New Roman" w:cs="Times New Roman"/>
+                <w:sz w:val="24"/>
+                <w:szCs w:val="24"/>
+                <w:lang w:val="fr-FR" w:eastAsia="fr-FR"/>
+              </w:rPr>
+              <w:t>Moyenne</w:t>
+            </w:r>
+          </w:p>
+        </w:tc>
+        <w:tc>
+          <w:tcPr>
+            <w:tcW w:w="1907" w:type="dxa"/>
+            <w:vAlign w:val="center"/>
+            <w:hideMark/>
+          </w:tcPr>
+          <w:p>
+            <w:pPr>
+              <w:spacing w:after="0" w:line="240" w:lineRule="auto"/>
+              <w:rPr>
+                <w:rFonts w:ascii="Times New Roman" w:eastAsia="Times New Roman" w:hAnsi="Times New Roman" w:cs="Times New Roman"/>
+                <w:sz w:val="24"/>
+                <w:szCs w:val="24"/>
+                <w:lang w:val="fr-FR" w:eastAsia="fr-FR"/>
+              </w:rPr>
+            </w:pPr>
+            <w:r>
+              <w:rPr>
+                <w:rFonts w:ascii="Times New Roman" w:eastAsia="Times New Roman" w:hAnsi="Times New Roman" w:cs="Times New Roman"/>
+                <w:sz w:val="24"/>
+                <w:szCs w:val="24"/>
+                <w:lang w:val="fr-FR" w:eastAsia="fr-FR"/>
+              </w:rPr>
+              <w:t>Élevé</w:t>
+            </w:r>
+          </w:p>
+        </w:tc>
+        <w:tc>
+          <w:tcPr>
+            <w:tcW w:w="1704" w:type="dxa"/>
+            <w:vAlign w:val="center"/>
+            <w:hideMark/>
+          </w:tcPr>
+          <w:p>
+            <w:pPr>
+              <w:spacing w:after="0" w:line="240" w:lineRule="auto"/>
+              <w:rPr>
+                <w:rFonts w:ascii="Times New Roman" w:eastAsia="Times New Roman" w:hAnsi="Times New Roman" w:cs="Times New Roman"/>
+                <w:sz w:val="24"/>
+                <w:szCs w:val="24"/>
+                <w:lang w:val="fr-FR" w:eastAsia="fr-FR"/>
+              </w:rPr>
+            </w:pPr>
+            <w:r>
+              <w:rPr>
+                <w:rFonts w:ascii="Times New Roman" w:eastAsia="Times New Roman" w:hAnsi="Times New Roman" w:cs="Times New Roman"/>
+                <w:sz w:val="24"/>
+                <w:szCs w:val="24"/>
+                <w:lang w:val="fr-FR" w:eastAsia="fr-FR"/>
+              </w:rPr>
+              <w:t>Haute</w:t>
+            </w:r>
+          </w:p>
+        </w:tc>
+      </w:tr>
+      <w:tr>
+        <w:trPr>
+          <w:tblCellSpacing w:w="15" w:type="dxa"/>
+        </w:trPr>
+        <w:tc>
+          <w:tcPr>
+            <w:tcW w:w="5397" w:type="dxa"/>
+            <w:vAlign w:val="center"/>
+            <w:hideMark/>
+          </w:tcPr>
+          <w:p>
+            <w:pPr>
+              <w:spacing w:after="0" w:line="240" w:lineRule="auto"/>
+              <w:rPr>
+                <w:rFonts w:ascii="Times New Roman" w:eastAsia="Times New Roman" w:hAnsi="Times New Roman" w:cs="Times New Roman"/>
+                <w:sz w:val="24"/>
+                <w:szCs w:val="24"/>
+                <w:lang w:val="fr-FR" w:eastAsia="fr-FR"/>
+              </w:rPr>
+            </w:pPr>
+            <w:r>
+              <w:rPr>
+                <w:rFonts w:ascii="Times New Roman" w:eastAsia="Times New Roman" w:hAnsi="Times New Roman" w:cs="Times New Roman"/>
+                <w:sz w:val="24"/>
+                <w:szCs w:val="24"/>
+                <w:lang w:val="fr-FR" w:eastAsia="fr-FR"/>
+              </w:rPr>
+              <w:t>Déduction automatique des points</w:t>
+            </w:r>
+          </w:p>
+        </w:tc>
+        <w:tc>
+          <w:tcPr>
+            <w:tcW w:w="2663" w:type="dxa"/>
+            <w:vAlign w:val="center"/>
+            <w:hideMark/>
+          </w:tcPr>
+          <w:p>
+            <w:pPr>
+              <w:spacing w:after="0" w:line="240" w:lineRule="auto"/>
+              <w:rPr>
+                <w:rFonts w:ascii="Times New Roman" w:eastAsia="Times New Roman" w:hAnsi="Times New Roman" w:cs="Times New Roman"/>
+                <w:sz w:val="24"/>
+                <w:szCs w:val="24"/>
+                <w:lang w:val="fr-FR" w:eastAsia="fr-FR"/>
+              </w:rPr>
+            </w:pPr>
+            <w:r>
+              <w:rPr>
+                <w:rFonts w:ascii="Times New Roman" w:eastAsia="Times New Roman" w:hAnsi="Times New Roman" w:cs="Times New Roman"/>
+                <w:sz w:val="24"/>
+                <w:szCs w:val="24"/>
+                <w:lang w:val="fr-FR" w:eastAsia="fr-FR"/>
+              </w:rPr>
+              <w:t>Moyenne</w:t>
+            </w:r>
+          </w:p>
+        </w:tc>
+        <w:tc>
+          <w:tcPr>
+            <w:tcW w:w="1907" w:type="dxa"/>
+            <w:vAlign w:val="center"/>
+            <w:hideMark/>
+          </w:tcPr>
+          <w:p>
+            <w:pPr>
+              <w:spacing w:after="0" w:line="240" w:lineRule="auto"/>
+              <w:rPr>
+                <w:rFonts w:ascii="Times New Roman" w:eastAsia="Times New Roman" w:hAnsi="Times New Roman" w:cs="Times New Roman"/>
+                <w:sz w:val="24"/>
+                <w:szCs w:val="24"/>
+                <w:lang w:val="fr-FR" w:eastAsia="fr-FR"/>
+              </w:rPr>
+            </w:pPr>
+            <w:r>
+              <w:rPr>
+                <w:rFonts w:ascii="Times New Roman" w:eastAsia="Times New Roman" w:hAnsi="Times New Roman" w:cs="Times New Roman"/>
+                <w:sz w:val="24"/>
+                <w:szCs w:val="24"/>
+                <w:lang w:val="fr-FR" w:eastAsia="fr-FR"/>
+              </w:rPr>
+              <w:t>Élevé</w:t>
+            </w:r>
+          </w:p>
+        </w:tc>
+        <w:tc>
+          <w:tcPr>
+            <w:tcW w:w="1704" w:type="dxa"/>
+            <w:vAlign w:val="center"/>
+            <w:hideMark/>
+          </w:tcPr>
+          <w:p>
+            <w:pPr>
+              <w:spacing w:after="0" w:line="240" w:lineRule="auto"/>
+              <w:rPr>
+                <w:rFonts w:ascii="Times New Roman" w:eastAsia="Times New Roman" w:hAnsi="Times New Roman" w:cs="Times New Roman"/>
+                <w:sz w:val="24"/>
+                <w:szCs w:val="24"/>
+                <w:lang w:val="fr-FR" w:eastAsia="fr-FR"/>
+              </w:rPr>
+            </w:pPr>
+            <w:r>
+              <w:rPr>
+                <w:rFonts w:ascii="Times New Roman" w:eastAsia="Times New Roman" w:hAnsi="Times New Roman" w:cs="Times New Roman"/>
+                <w:sz w:val="24"/>
+                <w:szCs w:val="24"/>
+                <w:lang w:val="fr-FR" w:eastAsia="fr-FR"/>
+              </w:rPr>
+              <w:t>Haute</w:t>
+            </w:r>
+          </w:p>
+        </w:tc>
+      </w:tr>
+      <w:tr>
+        <w:trPr>
+          <w:tblCellSpacing w:w="15" w:type="dxa"/>
+        </w:trPr>
+        <w:tc>
+          <w:tcPr>
+            <w:tcW w:w="5397" w:type="dxa"/>
+            <w:vAlign w:val="center"/>
+            <w:hideMark/>
+          </w:tcPr>
+          <w:p>
+            <w:pPr>
+              <w:spacing w:after="0" w:line="240" w:lineRule="auto"/>
+              <w:rPr>
+                <w:rFonts w:ascii="Times New Roman" w:eastAsia="Times New Roman" w:hAnsi="Times New Roman" w:cs="Times New Roman"/>
+                <w:sz w:val="24"/>
+                <w:szCs w:val="24"/>
+                <w:lang w:val="fr-FR" w:eastAsia="fr-FR"/>
+              </w:rPr>
+            </w:pPr>
+            <w:r>
+              <w:rPr>
+                <w:rFonts w:ascii="Times New Roman" w:eastAsia="Times New Roman" w:hAnsi="Times New Roman" w:cs="Times New Roman"/>
+                <w:sz w:val="24"/>
+                <w:szCs w:val="24"/>
+                <w:lang w:val="fr-FR" w:eastAsia="fr-FR"/>
+              </w:rPr>
+              <w:t>Limitation à 12 places max</w:t>
+            </w:r>
+          </w:p>
+        </w:tc>
+        <w:tc>
+          <w:tcPr>
+            <w:tcW w:w="2663" w:type="dxa"/>
+            <w:vAlign w:val="center"/>
+            <w:hideMark/>
+          </w:tcPr>
+          <w:p>
+            <w:pPr>
+              <w:spacing w:after="0" w:line="240" w:lineRule="auto"/>
+              <w:rPr>
+                <w:rFonts w:ascii="Times New Roman" w:eastAsia="Times New Roman" w:hAnsi="Times New Roman" w:cs="Times New Roman"/>
+                <w:sz w:val="24"/>
+                <w:szCs w:val="24"/>
+                <w:lang w:val="fr-FR" w:eastAsia="fr-FR"/>
+              </w:rPr>
+            </w:pPr>
+            <w:r>
+              <w:rPr>
+                <w:rFonts w:ascii="Times New Roman" w:eastAsia="Times New Roman" w:hAnsi="Times New Roman" w:cs="Times New Roman"/>
+                <w:sz w:val="24"/>
+                <w:szCs w:val="24"/>
+                <w:lang w:val="fr-FR" w:eastAsia="fr-FR"/>
+              </w:rPr>
+              <w:t>Faible</w:t>
+            </w:r>
+          </w:p>
+        </w:tc>
+        <w:tc>
+          <w:tcPr>
+            <w:tcW w:w="1907" w:type="dxa"/>
+            <w:vAlign w:val="center"/>
+            <w:hideMark/>
+          </w:tcPr>
+          <w:p>
+            <w:pPr>
+              <w:spacing w:after="0" w:line="240" w:lineRule="auto"/>
+              <w:rPr>
+                <w:rFonts w:ascii="Times New Roman" w:eastAsia="Times New Roman" w:hAnsi="Times New Roman" w:cs="Times New Roman"/>
+                <w:sz w:val="24"/>
+                <w:szCs w:val="24"/>
+                <w:lang w:val="fr-FR" w:eastAsia="fr-FR"/>
+              </w:rPr>
+            </w:pPr>
+            <w:r>
+              <w:rPr>
+                <w:rFonts w:ascii="Times New Roman" w:eastAsia="Times New Roman" w:hAnsi="Times New Roman" w:cs="Times New Roman"/>
+                <w:sz w:val="24"/>
+                <w:szCs w:val="24"/>
+                <w:lang w:val="fr-FR" w:eastAsia="fr-FR"/>
+              </w:rPr>
+              <w:t>Moyen</w:t>
+            </w:r>
+          </w:p>
+        </w:tc>
+        <w:tc>
+          <w:tcPr>
+            <w:tcW w:w="1704" w:type="dxa"/>
+            <w:vAlign w:val="center"/>
+            <w:hideMark/>
+          </w:tcPr>
+          <w:p>
+            <w:pPr>
+              <w:spacing w:after="0" w:line="240" w:lineRule="auto"/>
+              <w:rPr>
+                <w:rFonts w:ascii="Times New Roman" w:eastAsia="Times New Roman" w:hAnsi="Times New Roman" w:cs="Times New Roman"/>
+                <w:sz w:val="24"/>
+                <w:szCs w:val="24"/>
+                <w:lang w:val="fr-FR" w:eastAsia="fr-FR"/>
+              </w:rPr>
+            </w:pPr>
+            <w:r>
+              <w:rPr>
+                <w:rFonts w:ascii="Times New Roman" w:eastAsia="Times New Roman" w:hAnsi="Times New Roman" w:cs="Times New Roman"/>
+                <w:sz w:val="24"/>
+                <w:szCs w:val="24"/>
+                <w:lang w:val="fr-FR" w:eastAsia="fr-FR"/>
+              </w:rPr>
+              <w:t>Moyenne</w:t>
+            </w:r>
+          </w:p>
+        </w:tc>
+      </w:tr>
+      <w:tr>
+        <w:trPr>
+          <w:tblCellSpacing w:w="15" w:type="dxa"/>
+        </w:trPr>
+        <w:tc>
+          <w:tcPr>
+            <w:tcW w:w="5397" w:type="dxa"/>
+            <w:vAlign w:val="center"/>
+            <w:hideMark/>
+          </w:tcPr>
+          <w:p>
+            <w:pPr>
+              <w:spacing w:after="0" w:line="240" w:lineRule="auto"/>
+              <w:rPr>
+                <w:rFonts w:ascii="Times New Roman" w:eastAsia="Times New Roman" w:hAnsi="Times New Roman" w:cs="Times New Roman"/>
+                <w:sz w:val="24"/>
+                <w:szCs w:val="24"/>
+                <w:lang w:val="fr-FR" w:eastAsia="fr-FR"/>
+              </w:rPr>
+            </w:pPr>
+            <w:r>
+              <w:rPr>
+                <w:rFonts w:ascii="Times New Roman" w:eastAsia="Times New Roman" w:hAnsi="Times New Roman" w:cs="Times New Roman"/>
+                <w:sz w:val="24"/>
+                <w:szCs w:val="24"/>
+                <w:lang w:val="fr-FR" w:eastAsia="fr-FR"/>
+              </w:rPr>
+              <w:t>Déconnexion</w:t>
+            </w:r>
+          </w:p>
+        </w:tc>
+        <w:tc>
+          <w:tcPr>
+            <w:tcW w:w="2663" w:type="dxa"/>
+            <w:vAlign w:val="center"/>
+            <w:hideMark/>
+          </w:tcPr>
+          <w:p>
+            <w:pPr>
+              <w:spacing w:after="0" w:line="240" w:lineRule="auto"/>
+              <w:rPr>
+                <w:rFonts w:ascii="Times New Roman" w:eastAsia="Times New Roman" w:hAnsi="Times New Roman" w:cs="Times New Roman"/>
+                <w:sz w:val="24"/>
+                <w:szCs w:val="24"/>
+                <w:lang w:val="fr-FR" w:eastAsia="fr-FR"/>
+              </w:rPr>
+            </w:pPr>
+            <w:r>
+              <w:rPr>
+                <w:rFonts w:ascii="Times New Roman" w:eastAsia="Times New Roman" w:hAnsi="Times New Roman" w:cs="Times New Roman"/>
+                <w:sz w:val="24"/>
+                <w:szCs w:val="24"/>
+                <w:lang w:val="fr-FR" w:eastAsia="fr-FR"/>
+              </w:rPr>
+              <w:t>Faible</w:t>
+            </w:r>
+          </w:p>
+        </w:tc>
+        <w:tc>
+          <w:tcPr>
+            <w:tcW w:w="1907" w:type="dxa"/>
+            <w:vAlign w:val="center"/>
+            <w:hideMark/>
+          </w:tcPr>
+          <w:p>
+            <w:pPr>
+              <w:spacing w:after="0" w:line="240" w:lineRule="auto"/>
+              <w:rPr>
+                <w:rFonts w:ascii="Times New Roman" w:eastAsia="Times New Roman" w:hAnsi="Times New Roman" w:cs="Times New Roman"/>
+                <w:sz w:val="24"/>
+                <w:szCs w:val="24"/>
+                <w:lang w:val="fr-FR" w:eastAsia="fr-FR"/>
+              </w:rPr>
+            </w:pPr>
+            <w:r>
+              <w:rPr>
+                <w:rFonts w:ascii="Times New Roman" w:eastAsia="Times New Roman" w:hAnsi="Times New Roman" w:cs="Times New Roman"/>
+                <w:sz w:val="24"/>
+                <w:szCs w:val="24"/>
+                <w:lang w:val="fr-FR" w:eastAsia="fr-FR"/>
+              </w:rPr>
+              <w:t>Faible</w:t>
+            </w:r>
+          </w:p>
+        </w:tc>
+        <w:tc>
+          <w:tcPr>
+            <w:tcW w:w="1704" w:type="dxa"/>
+            <w:vAlign w:val="center"/>
+            <w:hideMark/>
+          </w:tcPr>
+          <w:p>
+            <w:pPr>
+              <w:spacing w:after="0" w:line="240" w:lineRule="auto"/>
+              <w:rPr>
+                <w:rFonts w:ascii="Times New Roman" w:eastAsia="Times New Roman" w:hAnsi="Times New Roman" w:cs="Times New Roman"/>
+                <w:sz w:val="24"/>
+                <w:szCs w:val="24"/>
+                <w:lang w:val="fr-FR" w:eastAsia="fr-FR"/>
+              </w:rPr>
+            </w:pPr>
+            <w:r>
+              <w:rPr>
+                <w:rFonts w:ascii="Times New Roman" w:eastAsia="Times New Roman" w:hAnsi="Times New Roman" w:cs="Times New Roman"/>
+                <w:sz w:val="24"/>
+                <w:szCs w:val="24"/>
+                <w:lang w:val="fr-FR" w:eastAsia="fr-FR"/>
+              </w:rPr>
+              <w:t>Basse</w:t>
+            </w:r>
+          </w:p>
+        </w:tc>
+      </w:tr>
+      <w:tr>
+        <w:trPr>
+          <w:tblCellSpacing w:w="15" w:type="dxa"/>
+        </w:trPr>
+        <w:tc>
+          <w:tcPr>
+            <w:tcW w:w="5397" w:type="dxa"/>
+            <w:vAlign w:val="center"/>
+            <w:hideMark/>
+          </w:tcPr>
+          <w:p>
+            <w:pPr>
+              <w:spacing w:after="0" w:line="240" w:lineRule="auto"/>
+              <w:rPr>
+                <w:rFonts w:ascii="Times New Roman" w:eastAsia="Times New Roman" w:hAnsi="Times New Roman" w:cs="Times New Roman"/>
+                <w:sz w:val="24"/>
+                <w:szCs w:val="24"/>
+                <w:lang w:val="fr-FR" w:eastAsia="fr-FR"/>
+              </w:rPr>
+            </w:pPr>
+            <w:r>
+              <w:rPr>
+                <w:rFonts w:ascii="Times New Roman" w:eastAsia="Times New Roman" w:hAnsi="Times New Roman" w:cs="Times New Roman"/>
+                <w:sz w:val="24"/>
+                <w:szCs w:val="24"/>
+                <w:lang w:val="fr-FR" w:eastAsia="fr-FR"/>
+              </w:rPr>
+              <w:lastRenderedPageBreak/>
+              <w:t>Tableau public des points</w:t>
+            </w:r>
+          </w:p>
+        </w:tc>
+        <w:tc>
+          <w:tcPr>
+            <w:tcW w:w="2663" w:type="dxa"/>
+            <w:vAlign w:val="center"/>
+            <w:hideMark/>
+          </w:tcPr>
+          <w:p>
+            <w:pPr>
+              <w:spacing w:after="0" w:line="240" w:lineRule="auto"/>
+              <w:rPr>
+                <w:rFonts w:ascii="Times New Roman" w:eastAsia="Times New Roman" w:hAnsi="Times New Roman" w:cs="Times New Roman"/>
+                <w:sz w:val="24"/>
+                <w:szCs w:val="24"/>
+                <w:lang w:val="fr-FR" w:eastAsia="fr-FR"/>
+              </w:rPr>
+            </w:pPr>
+            <w:r>
+              <w:rPr>
+                <w:rFonts w:ascii="Times New Roman" w:eastAsia="Times New Roman" w:hAnsi="Times New Roman" w:cs="Times New Roman"/>
+                <w:sz w:val="24"/>
+                <w:szCs w:val="24"/>
+                <w:lang w:val="fr-FR" w:eastAsia="fr-FR"/>
+              </w:rPr>
+              <w:t>Faible</w:t>
+            </w:r>
+          </w:p>
+        </w:tc>
+        <w:tc>
+          <w:tcPr>
+            <w:tcW w:w="1907" w:type="dxa"/>
+            <w:vAlign w:val="center"/>
+            <w:hideMark/>
+          </w:tcPr>
+          <w:p>
+            <w:pPr>
+              <w:spacing w:after="0" w:line="240" w:lineRule="auto"/>
+              <w:rPr>
+                <w:rFonts w:ascii="Times New Roman" w:eastAsia="Times New Roman" w:hAnsi="Times New Roman" w:cs="Times New Roman"/>
+                <w:sz w:val="24"/>
+                <w:szCs w:val="24"/>
+                <w:lang w:val="fr-FR" w:eastAsia="fr-FR"/>
+              </w:rPr>
+            </w:pPr>
+            <w:r>
+              <w:rPr>
+                <w:rFonts w:ascii="Times New Roman" w:eastAsia="Times New Roman" w:hAnsi="Times New Roman" w:cs="Times New Roman"/>
+                <w:sz w:val="24"/>
+                <w:szCs w:val="24"/>
+                <w:lang w:val="fr-FR" w:eastAsia="fr-FR"/>
+              </w:rPr>
+              <w:t>Moyen</w:t>
+            </w:r>
+          </w:p>
+        </w:tc>
+        <w:tc>
+          <w:tcPr>
+            <w:tcW w:w="1704" w:type="dxa"/>
+            <w:vAlign w:val="center"/>
+            <w:hideMark/>
+          </w:tcPr>
+          <w:p>
+            <w:pPr>
+              <w:spacing w:after="0" w:line="240" w:lineRule="auto"/>
+              <w:rPr>
+                <w:rFonts w:ascii="Times New Roman" w:eastAsia="Times New Roman" w:hAnsi="Times New Roman" w:cs="Times New Roman"/>
+                <w:sz w:val="24"/>
+                <w:szCs w:val="24"/>
+                <w:lang w:val="fr-FR" w:eastAsia="fr-FR"/>
+              </w:rPr>
+            </w:pPr>
+            <w:r>
+              <w:rPr>
+                <w:rFonts w:ascii="Times New Roman" w:eastAsia="Times New Roman" w:hAnsi="Times New Roman" w:cs="Times New Roman"/>
+                <w:sz w:val="24"/>
+                <w:szCs w:val="24"/>
+                <w:lang w:val="fr-FR" w:eastAsia="fr-FR"/>
+              </w:rPr>
+              <w:t>Moyenne</w:t>
+            </w:r>
+          </w:p>
+        </w:tc>
+      </w:tr>
+      <w:tr>
+        <w:trPr>
+          <w:tblCellSpacing w:w="15" w:type="dxa"/>
+        </w:trPr>
+        <w:tc>
+          <w:tcPr>
+            <w:tcW w:w="5397" w:type="dxa"/>
+            <w:vAlign w:val="center"/>
+            <w:hideMark/>
+          </w:tcPr>
+          <w:p>
+            <w:pPr>
+              <w:spacing w:after="0" w:line="240" w:lineRule="auto"/>
+              <w:rPr>
+                <w:rFonts w:ascii="Times New Roman" w:eastAsia="Times New Roman" w:hAnsi="Times New Roman" w:cs="Times New Roman"/>
+                <w:sz w:val="24"/>
+                <w:szCs w:val="24"/>
+                <w:lang w:val="fr-FR" w:eastAsia="fr-FR"/>
+              </w:rPr>
+            </w:pPr>
+            <w:r>
+              <w:rPr>
+                <w:rFonts w:ascii="Times New Roman" w:eastAsia="Times New Roman" w:hAnsi="Times New Roman" w:cs="Times New Roman"/>
+                <w:sz w:val="24"/>
+                <w:szCs w:val="24"/>
+                <w:lang w:val="fr-FR" w:eastAsia="fr-FR"/>
+              </w:rPr>
+              <w:t>Accès public sans connexion</w:t>
+            </w:r>
+          </w:p>
+        </w:tc>
+        <w:tc>
+          <w:tcPr>
+            <w:tcW w:w="2663" w:type="dxa"/>
+            <w:vAlign w:val="center"/>
+            <w:hideMark/>
+          </w:tcPr>
+          <w:p>
+            <w:pPr>
+              <w:spacing w:after="0" w:line="240" w:lineRule="auto"/>
+              <w:rPr>
+                <w:rFonts w:ascii="Times New Roman" w:eastAsia="Times New Roman" w:hAnsi="Times New Roman" w:cs="Times New Roman"/>
+                <w:sz w:val="24"/>
+                <w:szCs w:val="24"/>
+                <w:lang w:val="fr-FR" w:eastAsia="fr-FR"/>
+              </w:rPr>
+            </w:pPr>
+            <w:r>
+              <w:rPr>
+                <w:rFonts w:ascii="Times New Roman" w:eastAsia="Times New Roman" w:hAnsi="Times New Roman" w:cs="Times New Roman"/>
+                <w:sz w:val="24"/>
+                <w:szCs w:val="24"/>
+                <w:lang w:val="fr-FR" w:eastAsia="fr-FR"/>
+              </w:rPr>
+              <w:t>Moyenne</w:t>
+            </w:r>
+          </w:p>
+        </w:tc>
+        <w:tc>
+          <w:tcPr>
+            <w:tcW w:w="1907" w:type="dxa"/>
+            <w:vAlign w:val="center"/>
+            <w:hideMark/>
+          </w:tcPr>
+          <w:p>
+            <w:pPr>
+              <w:spacing w:after="0" w:line="240" w:lineRule="auto"/>
+              <w:rPr>
+                <w:rFonts w:ascii="Times New Roman" w:eastAsia="Times New Roman" w:hAnsi="Times New Roman" w:cs="Times New Roman"/>
+                <w:sz w:val="24"/>
+                <w:szCs w:val="24"/>
+                <w:lang w:val="fr-FR" w:eastAsia="fr-FR"/>
+              </w:rPr>
+            </w:pPr>
+            <w:r>
+              <w:rPr>
+                <w:rFonts w:ascii="Times New Roman" w:eastAsia="Times New Roman" w:hAnsi="Times New Roman" w:cs="Times New Roman"/>
+                <w:sz w:val="24"/>
+                <w:szCs w:val="24"/>
+                <w:lang w:val="fr-FR" w:eastAsia="fr-FR"/>
+              </w:rPr>
+              <w:t>Moyen</w:t>
+            </w:r>
+          </w:p>
+        </w:tc>
+        <w:tc>
+          <w:tcPr>
+            <w:tcW w:w="1704" w:type="dxa"/>
+            <w:vAlign w:val="center"/>
+            <w:hideMark/>
+          </w:tcPr>
+          <w:p>
+            <w:pPr>
+              <w:spacing w:after="0" w:line="240" w:lineRule="auto"/>
+              <w:rPr>
+                <w:rFonts w:ascii="Times New Roman" w:eastAsia="Times New Roman" w:hAnsi="Times New Roman" w:cs="Times New Roman"/>
+                <w:sz w:val="24"/>
+                <w:szCs w:val="24"/>
+                <w:lang w:val="fr-FR" w:eastAsia="fr-FR"/>
+              </w:rPr>
+            </w:pPr>
+            <w:r>
+              <w:rPr>
+                <w:rFonts w:ascii="Times New Roman" w:eastAsia="Times New Roman" w:hAnsi="Times New Roman" w:cs="Times New Roman"/>
+                <w:sz w:val="24"/>
+                <w:szCs w:val="24"/>
+                <w:lang w:val="fr-FR" w:eastAsia="fr-FR"/>
+              </w:rPr>
+              <w:t>Moyenne</w:t>
+            </w:r>
+          </w:p>
+        </w:tc>
+      </w:tr>
+      <w:tr>
+        <w:trPr>
+          <w:tblCellSpacing w:w="15" w:type="dxa"/>
+        </w:trPr>
+        <w:tc>
+          <w:tcPr>
+            <w:tcW w:w="5397" w:type="dxa"/>
+            <w:vAlign w:val="center"/>
+            <w:hideMark/>
+          </w:tcPr>
+          <w:p>
+            <w:pPr>
+              <w:spacing w:after="0" w:line="240" w:lineRule="auto"/>
+              <w:rPr>
+                <w:rFonts w:ascii="Times New Roman" w:eastAsia="Times New Roman" w:hAnsi="Times New Roman" w:cs="Times New Roman"/>
+                <w:sz w:val="24"/>
+                <w:szCs w:val="24"/>
+                <w:lang w:val="fr-FR" w:eastAsia="fr-FR"/>
+              </w:rPr>
+            </w:pPr>
+            <w:r>
+              <w:rPr>
+                <w:rFonts w:ascii="Times New Roman" w:eastAsia="Times New Roman" w:hAnsi="Times New Roman" w:cs="Times New Roman"/>
+                <w:sz w:val="24"/>
+                <w:szCs w:val="24"/>
+                <w:lang w:val="fr-FR" w:eastAsia="fr-FR"/>
+              </w:rPr>
+              <w:t>Optimisation performance (5s / 2s)</w:t>
+            </w:r>
+          </w:p>
+        </w:tc>
+        <w:tc>
+          <w:tcPr>
+            <w:tcW w:w="2663" w:type="dxa"/>
+            <w:vAlign w:val="center"/>
+            <w:hideMark/>
+          </w:tcPr>
+          <w:p>
+            <w:pPr>
+              <w:spacing w:after="0" w:line="240" w:lineRule="auto"/>
+              <w:rPr>
+                <w:rFonts w:ascii="Times New Roman" w:eastAsia="Times New Roman" w:hAnsi="Times New Roman" w:cs="Times New Roman"/>
+                <w:sz w:val="24"/>
+                <w:szCs w:val="24"/>
+                <w:lang w:val="fr-FR" w:eastAsia="fr-FR"/>
+              </w:rPr>
+            </w:pPr>
+            <w:r>
+              <w:rPr>
+                <w:rFonts w:ascii="Times New Roman" w:eastAsia="Times New Roman" w:hAnsi="Times New Roman" w:cs="Times New Roman"/>
+                <w:sz w:val="24"/>
+                <w:szCs w:val="24"/>
+                <w:lang w:val="fr-FR" w:eastAsia="fr-FR"/>
+              </w:rPr>
+              <w:t>Moyenne</w:t>
+            </w:r>
+          </w:p>
+        </w:tc>
+        <w:tc>
+          <w:tcPr>
+            <w:tcW w:w="1907" w:type="dxa"/>
+            <w:vAlign w:val="center"/>
+            <w:hideMark/>
+          </w:tcPr>
+          <w:p>
+            <w:pPr>
+              <w:spacing w:after="0" w:line="240" w:lineRule="auto"/>
+              <w:rPr>
+                <w:rFonts w:ascii="Times New Roman" w:eastAsia="Times New Roman" w:hAnsi="Times New Roman" w:cs="Times New Roman"/>
+                <w:sz w:val="24"/>
+                <w:szCs w:val="24"/>
+                <w:lang w:val="fr-FR" w:eastAsia="fr-FR"/>
+              </w:rPr>
+            </w:pPr>
+            <w:r>
+              <w:rPr>
+                <w:rFonts w:ascii="Times New Roman" w:eastAsia="Times New Roman" w:hAnsi="Times New Roman" w:cs="Times New Roman"/>
+                <w:sz w:val="24"/>
+                <w:szCs w:val="24"/>
+                <w:lang w:val="fr-FR" w:eastAsia="fr-FR"/>
+              </w:rPr>
+              <w:t>Élevé</w:t>
+            </w:r>
+          </w:p>
+        </w:tc>
+        <w:tc>
+          <w:tcPr>
+            <w:tcW w:w="1704" w:type="dxa"/>
+            <w:vAlign w:val="center"/>
+            <w:hideMark/>
+          </w:tcPr>
+          <w:p>
+            <w:pPr>
+              <w:spacing w:after="0" w:line="240" w:lineRule="auto"/>
+              <w:rPr>
+                <w:rFonts w:ascii="Times New Roman" w:eastAsia="Times New Roman" w:hAnsi="Times New Roman" w:cs="Times New Roman"/>
+                <w:sz w:val="24"/>
+                <w:szCs w:val="24"/>
+                <w:lang w:val="fr-FR" w:eastAsia="fr-FR"/>
+              </w:rPr>
+            </w:pPr>
+            <w:r>
+              <w:rPr>
+                <w:rFonts w:ascii="Times New Roman" w:eastAsia="Times New Roman" w:hAnsi="Times New Roman" w:cs="Times New Roman"/>
+                <w:sz w:val="24"/>
+                <w:szCs w:val="24"/>
+                <w:lang w:val="fr-FR" w:eastAsia="fr-FR"/>
+              </w:rPr>
+              <w:t>Haute</w:t>
             </w:r>
           </w:p>
         </w:tc>
@@ -17414,7 +18792,7 @@
 </file>
 
 <file path=customXml/itemProps2.xml><?xml version="1.0" encoding="utf-8"?>
-<ds:datastoreItem xmlns:ds="http://schemas.openxmlformats.org/officeDocument/2006/customXml" ds:itemID="{D39BD701-D21B-41CB-807A-87EFB826D89A}">
+<ds:datastoreItem xmlns:ds="http://schemas.openxmlformats.org/officeDocument/2006/customXml" ds:itemID="{DCB5A190-7887-4F05-8FA3-7BEECF135E85}">
   <ds:schemaRefs>
     <ds:schemaRef ds:uri="http://schemas.openxmlformats.org/officeDocument/2006/bibliography"/>
   </ds:schemaRefs>
